--- a/heb/docx/29.content.docx
+++ b/heb/docx/29.content.docx
@@ -9,6 +9,8 @@
       </w:pPr>
       <w:r>
         <w:rPr>
+          <w:rtl/>
+          <w:cs/>
           <w:lang w:val="he_IL" w:bidi="he_IL"/>
         </w:rPr>
       </w:r>
@@ -20,34 +22,44 @@
       </w:pPr>
       <w:r>
         <w:rPr>
+          <w:rtl/>
+          <w:cs/>
           <w:lang w:val="he_IL" w:bidi="he_IL"/>
         </w:rPr>
         <w:t>Resource: The Westminster Leningrad Codex</w:t>
       </w:r>
       <w:r>
         <w:rPr>
-          <w:lang w:val="he_IL" w:bidi="he_IL"/>
-        </w:rPr>
-      </w:r>
-    </w:p>
-    <w:p>
-      <w:pPr>
-        <w:bidi/>
-      </w:pPr>
-      <w:r>
-        <w:rPr>
+          <w:rtl/>
+          <w:cs/>
+          <w:lang w:val="he_IL" w:bidi="he_IL"/>
+        </w:rPr>
+      </w:r>
+    </w:p>
+    <w:p>
+      <w:pPr>
+        <w:bidi/>
+      </w:pPr>
+      <w:r>
+        <w:rPr>
+          <w:rtl/>
+          <w:cs/>
           <w:lang w:val="he_IL" w:bidi="he_IL"/>
         </w:rPr>
       </w:r>
       <w:r>
         <w:rPr>
           <w:b/>
+          <w:rtl/>
+          <w:cs/>
           <w:lang w:val="he_IL" w:bidi="he_IL"/>
         </w:rPr>
         <w:t>The Westminster Leningrad Codex</w:t>
       </w:r>
       <w:r>
         <w:rPr>
+          <w:rtl/>
+          <w:cs/>
           <w:lang w:val="he_IL" w:bidi="he_IL"/>
         </w:rPr>
         <w:t xml:space="preserve"> © 2019 </w:t>
@@ -55,6 +67,8 @@
       <w:hyperlink r:id="rId13">
         <w:r>
           <w:rPr>
+            <w:rtl/>
+            <w:cs/>
             <w:lang w:val="he_IL" w:bidi="he_IL"/>
           </w:rPr>
           <w:rPr>
@@ -66,6 +80,8 @@
       </w:hyperlink>
       <w:r>
         <w:rPr>
+          <w:rtl/>
+          <w:cs/>
           <w:lang w:val="he_IL" w:bidi="he_IL"/>
         </w:rPr>
         <w:t xml:space="preserve">, licensed under a </w:t>
@@ -73,6 +89,8 @@
       <w:hyperlink r:id="rId14">
         <w:r>
           <w:rPr>
+            <w:rtl/>
+            <w:cs/>
             <w:lang w:val="he_IL" w:bidi="he_IL"/>
           </w:rPr>
           <w:rPr>
@@ -84,17 +102,23 @@
       </w:hyperlink>
       <w:r>
         <w:rPr>
+          <w:rtl/>
+          <w:cs/>
           <w:lang w:val="he_IL" w:bidi="he_IL"/>
         </w:rPr>
         <w:t>.</w:t>
       </w:r>
       <w:r>
         <w:rPr>
-          <w:lang w:val="he_IL" w:bidi="he_IL"/>
-        </w:rPr>
-      </w:r>
-      <w:r>
-        <w:rPr>
+          <w:rtl/>
+          <w:cs/>
+          <w:lang w:val="he_IL" w:bidi="he_IL"/>
+        </w:rPr>
+      </w:r>
+      <w:r>
+        <w:rPr>
+          <w:rtl/>
+          <w:cs/>
           <w:lang w:val="he_IL" w:bidi="he_IL"/>
         </w:rPr>
       </w:r>
@@ -106,6 +130,8 @@
       </w:pPr>
       <w:r>
         <w:rPr>
+          <w:rtl/>
+          <w:cs/>
           <w:lang w:val="he_IL" w:bidi="he_IL"/>
         </w:rPr>
         <w:t>The Westminster Leningrad Codex</w:t>
@@ -135,6 +161,8 @@
       </w:pPr>
       <w:r>
         <w:rPr>
+          <w:rtl/>
+          <w:cs/>
           <w:lang w:val="he_IL" w:bidi="he_IL"/>
         </w:rPr>
       </w:r>
@@ -146,32 +174,42 @@
       </w:pPr>
       <w:r>
         <w:rPr>
-          <w:lang w:val="he_IL" w:bidi="he_IL"/>
-        </w:rPr>
-      </w:r>
-    </w:p>
-    <w:p>
-      <w:pPr>
-        <w:bidi/>
-      </w:pPr>
-      <w:r>
-        <w:rPr>
-          <w:lang w:val="he_IL" w:bidi="he_IL"/>
-        </w:rPr>
-      </w:r>
-      <w:r>
-        <w:rPr>
+          <w:rtl/>
+          <w:cs/>
+          <w:lang w:val="he_IL" w:bidi="he_IL"/>
+        </w:rPr>
+      </w:r>
+    </w:p>
+    <w:p>
+      <w:pPr>
+        <w:bidi/>
+      </w:pPr>
+      <w:r>
+        <w:rPr>
+          <w:rtl/>
+          <w:cs/>
+          <w:lang w:val="he_IL" w:bidi="he_IL"/>
+        </w:rPr>
+      </w:r>
+      <w:r>
+        <w:rPr>
+          <w:rtl/>
+          <w:cs/>
           <w:lang w:val="he_IL" w:bidi="he_IL"/>
         </w:rPr>
         <w:t xml:space="preserve"> </w:t>
       </w:r>
       <w:r>
         <w:rPr>
-          <w:lang w:val="he_IL" w:bidi="he_IL"/>
-        </w:rPr>
-      </w:r>
-      <w:r>
-        <w:rPr>
+          <w:rtl/>
+          <w:cs/>
+          <w:lang w:val="he_IL" w:bidi="he_IL"/>
+        </w:rPr>
+      </w:r>
+      <w:r>
+        <w:rPr>
+          <w:rtl/>
+          <w:cs/>
           <w:lang w:val="he_IL" w:bidi="he_IL"/>
         </w:rPr>
       </w:r>
@@ -198,34 +236,44 @@
       </w:pPr>
       <w:r>
         <w:rPr>
+          <w:rtl/>
+          <w:cs/>
           <w:lang w:val="he_IL" w:bidi="he_IL"/>
         </w:rPr>
         <w:t>Joel 1:1</w:t>
       </w:r>
       <w:r>
         <w:rPr>
-          <w:lang w:val="he_IL" w:bidi="he_IL"/>
-        </w:rPr>
-      </w:r>
-    </w:p>
-    <w:p>
-      <w:pPr>
-        <w:bidi/>
-      </w:pPr>
-      <w:r>
-        <w:rPr>
-          <w:lang w:val="he_IL" w:bidi="he_IL"/>
-        </w:rPr>
-      </w:r>
-      <w:r>
-        <w:rPr>
-          <w:vertAlign w:val="superscript"/>
+          <w:rtl/>
+          <w:cs/>
+          <w:lang w:val="he_IL" w:bidi="he_IL"/>
+        </w:rPr>
+      </w:r>
+    </w:p>
+    <w:p>
+      <w:pPr>
+        <w:bidi/>
+      </w:pPr>
+      <w:r>
+        <w:rPr>
+          <w:rtl/>
+          <w:cs/>
+          <w:lang w:val="he_IL" w:bidi="he_IL"/>
+        </w:rPr>
+      </w:r>
+      <w:r>
+        <w:rPr>
+          <w:vertAlign w:val="superscript"/>
+          <w:rtl/>
+          <w:cs/>
           <w:lang w:val="he_IL" w:bidi="he_IL"/>
         </w:rPr>
         <w:t>1</w:t>
       </w:r>
       <w:r>
         <w:rPr>
+          <w:rtl/>
+          <w:cs/>
           <w:lang w:val="he_IL" w:bidi="he_IL"/>
         </w:rPr>
         <w:t xml:space="preserve"> דְּבַר־יְהוָה֙ אֲשֶׁ֣ר הָיָ֔ה אֶל־יוֹאֵ֖ל בֶּן־פְּתוּאֵֽל׃</w:t>
@@ -237,18 +285,24 @@
       </w:pPr>
       <w:r>
         <w:rPr>
-          <w:lang w:val="he_IL" w:bidi="he_IL"/>
-        </w:rPr>
-      </w:r>
-      <w:r>
-        <w:rPr>
-          <w:vertAlign w:val="superscript"/>
+          <w:rtl/>
+          <w:cs/>
+          <w:lang w:val="he_IL" w:bidi="he_IL"/>
+        </w:rPr>
+      </w:r>
+      <w:r>
+        <w:rPr>
+          <w:vertAlign w:val="superscript"/>
+          <w:rtl/>
+          <w:cs/>
           <w:lang w:val="he_IL" w:bidi="he_IL"/>
         </w:rPr>
         <w:t>2</w:t>
       </w:r>
       <w:r>
         <w:rPr>
+          <w:rtl/>
+          <w:cs/>
           <w:lang w:val="he_IL" w:bidi="he_IL"/>
         </w:rPr>
         <w:t xml:space="preserve"> שִׁמְעוּ־זֹאת֙ הַזְּקֵנִ֔ים וְהַֽאֲזִ֔ינוּ כֹּ֖ל יוֹשְׁבֵ֣י הָאָ֑רֶץ הֶהָ֤יְתָה זֹּאת֙ בִּֽימֵיכֶ֔ם וְאִ֖ם בִּימֵ֥י אֲבֹֽתֵיכֶֽם׃</w:t>
@@ -260,18 +314,24 @@
       </w:pPr>
       <w:r>
         <w:rPr>
-          <w:lang w:val="he_IL" w:bidi="he_IL"/>
-        </w:rPr>
-      </w:r>
-      <w:r>
-        <w:rPr>
-          <w:vertAlign w:val="superscript"/>
+          <w:rtl/>
+          <w:cs/>
+          <w:lang w:val="he_IL" w:bidi="he_IL"/>
+        </w:rPr>
+      </w:r>
+      <w:r>
+        <w:rPr>
+          <w:vertAlign w:val="superscript"/>
+          <w:rtl/>
+          <w:cs/>
           <w:lang w:val="he_IL" w:bidi="he_IL"/>
         </w:rPr>
         <w:t>3</w:t>
       </w:r>
       <w:r>
         <w:rPr>
+          <w:rtl/>
+          <w:cs/>
           <w:lang w:val="he_IL" w:bidi="he_IL"/>
         </w:rPr>
         <w:t xml:space="preserve"> עָלֶ֖יהָ לִבְנֵיכֶ֣ם סַפֵּ֑רוּ וּבְנֵיכֶם֙ לִבְנֵיהֶ֔ם וּבְנֵיהֶ֖ם לְד֥וֹר אַחֵֽר׃</w:t>
@@ -283,18 +343,24 @@
       </w:pPr>
       <w:r>
         <w:rPr>
-          <w:lang w:val="he_IL" w:bidi="he_IL"/>
-        </w:rPr>
-      </w:r>
-      <w:r>
-        <w:rPr>
-          <w:vertAlign w:val="superscript"/>
+          <w:rtl/>
+          <w:cs/>
+          <w:lang w:val="he_IL" w:bidi="he_IL"/>
+        </w:rPr>
+      </w:r>
+      <w:r>
+        <w:rPr>
+          <w:vertAlign w:val="superscript"/>
+          <w:rtl/>
+          <w:cs/>
           <w:lang w:val="he_IL" w:bidi="he_IL"/>
         </w:rPr>
         <w:t>4</w:t>
       </w:r>
       <w:r>
         <w:rPr>
+          <w:rtl/>
+          <w:cs/>
           <w:lang w:val="he_IL" w:bidi="he_IL"/>
         </w:rPr>
         <w:t xml:space="preserve"> יֶ֤תֶר הַגָּזָם֙ אָכַ֣ל הָֽאַרְבֶּ֔ה וְיֶ֥תֶר הָאַרְבֶּ֖ה אָכַ֣ל הַיָּ֑לֶק וְיֶ֣תֶר הַיֶּ֔לֶק אָכַ֖ל הֶחָסִֽיל׃</w:t>
@@ -306,18 +372,24 @@
       </w:pPr>
       <w:r>
         <w:rPr>
-          <w:lang w:val="he_IL" w:bidi="he_IL"/>
-        </w:rPr>
-      </w:r>
-      <w:r>
-        <w:rPr>
-          <w:vertAlign w:val="superscript"/>
+          <w:rtl/>
+          <w:cs/>
+          <w:lang w:val="he_IL" w:bidi="he_IL"/>
+        </w:rPr>
+      </w:r>
+      <w:r>
+        <w:rPr>
+          <w:vertAlign w:val="superscript"/>
+          <w:rtl/>
+          <w:cs/>
           <w:lang w:val="he_IL" w:bidi="he_IL"/>
         </w:rPr>
         <w:t>5</w:t>
       </w:r>
       <w:r>
         <w:rPr>
+          <w:rtl/>
+          <w:cs/>
           <w:lang w:val="he_IL" w:bidi="he_IL"/>
         </w:rPr>
         <w:t xml:space="preserve"> הָקִ֤יצוּ שִׁכּוֹרִים֙ וּבְכ֔וּ וְהֵילִ֖לוּ כָּל־שֹׁ֣תֵי יָ֑יִן עַל־עָסִ֕יס כִּ֥י נִכְרַ֖ת מִפִּיכֶֽם׃</w:t>
@@ -329,18 +401,24 @@
       </w:pPr>
       <w:r>
         <w:rPr>
-          <w:lang w:val="he_IL" w:bidi="he_IL"/>
-        </w:rPr>
-      </w:r>
-      <w:r>
-        <w:rPr>
-          <w:vertAlign w:val="superscript"/>
+          <w:rtl/>
+          <w:cs/>
+          <w:lang w:val="he_IL" w:bidi="he_IL"/>
+        </w:rPr>
+      </w:r>
+      <w:r>
+        <w:rPr>
+          <w:vertAlign w:val="superscript"/>
+          <w:rtl/>
+          <w:cs/>
           <w:lang w:val="he_IL" w:bidi="he_IL"/>
         </w:rPr>
         <w:t>6</w:t>
       </w:r>
       <w:r>
         <w:rPr>
+          <w:rtl/>
+          <w:cs/>
           <w:lang w:val="he_IL" w:bidi="he_IL"/>
         </w:rPr>
         <w:t xml:space="preserve"> כִּֽי־גוֹי֙ עָלָ֣ה עַל־אַרְצִ֔י עָצ֖וּם וְאֵ֣ין מִסְפָּ֑ר שִׁנָּיו֙ שִׁנֵּ֣י אַרְיֵ֔ה וּֽמְתַלְּע֥וֹת לָבִ֖יא לֽוֹ׃</w:t>
@@ -352,18 +430,24 @@
       </w:pPr>
       <w:r>
         <w:rPr>
-          <w:lang w:val="he_IL" w:bidi="he_IL"/>
-        </w:rPr>
-      </w:r>
-      <w:r>
-        <w:rPr>
-          <w:vertAlign w:val="superscript"/>
+          <w:rtl/>
+          <w:cs/>
+          <w:lang w:val="he_IL" w:bidi="he_IL"/>
+        </w:rPr>
+      </w:r>
+      <w:r>
+        <w:rPr>
+          <w:vertAlign w:val="superscript"/>
+          <w:rtl/>
+          <w:cs/>
           <w:lang w:val="he_IL" w:bidi="he_IL"/>
         </w:rPr>
         <w:t>7</w:t>
       </w:r>
       <w:r>
         <w:rPr>
+          <w:rtl/>
+          <w:cs/>
           <w:lang w:val="he_IL" w:bidi="he_IL"/>
         </w:rPr>
         <w:t xml:space="preserve"> שָׂ֤ם גַּפְנִי֙ לְשַׁמָּ֔ה וּתְאֵנָתִ֖י לִקְצָפָ֑ה חָשֹׂ֤ף חֲשָׂפָהּ֙ וְהִשְׁלִ֔יךְ הִלְבִּ֖ינוּ שָׂרִיגֶֽיהָ׃</w:t>
@@ -375,18 +459,24 @@
       </w:pPr>
       <w:r>
         <w:rPr>
-          <w:lang w:val="he_IL" w:bidi="he_IL"/>
-        </w:rPr>
-      </w:r>
-      <w:r>
-        <w:rPr>
-          <w:vertAlign w:val="superscript"/>
+          <w:rtl/>
+          <w:cs/>
+          <w:lang w:val="he_IL" w:bidi="he_IL"/>
+        </w:rPr>
+      </w:r>
+      <w:r>
+        <w:rPr>
+          <w:vertAlign w:val="superscript"/>
+          <w:rtl/>
+          <w:cs/>
           <w:lang w:val="he_IL" w:bidi="he_IL"/>
         </w:rPr>
         <w:t>8</w:t>
       </w:r>
       <w:r>
         <w:rPr>
+          <w:rtl/>
+          <w:cs/>
           <w:lang w:val="he_IL" w:bidi="he_IL"/>
         </w:rPr>
         <w:t xml:space="preserve"> אֱלִ֕י כִּבְתוּלָ֥ה חֲגֻֽרַת־שַׂ֖ק עַל־בַּ֥עַל נְעוּרֶֽיהָ׃</w:t>
@@ -398,18 +488,24 @@
       </w:pPr>
       <w:r>
         <w:rPr>
-          <w:lang w:val="he_IL" w:bidi="he_IL"/>
-        </w:rPr>
-      </w:r>
-      <w:r>
-        <w:rPr>
-          <w:vertAlign w:val="superscript"/>
+          <w:rtl/>
+          <w:cs/>
+          <w:lang w:val="he_IL" w:bidi="he_IL"/>
+        </w:rPr>
+      </w:r>
+      <w:r>
+        <w:rPr>
+          <w:vertAlign w:val="superscript"/>
+          <w:rtl/>
+          <w:cs/>
           <w:lang w:val="he_IL" w:bidi="he_IL"/>
         </w:rPr>
         <w:t>9</w:t>
       </w:r>
       <w:r>
         <w:rPr>
+          <w:rtl/>
+          <w:cs/>
           <w:lang w:val="he_IL" w:bidi="he_IL"/>
         </w:rPr>
         <w:t xml:space="preserve"> הָכְרַ֥ת מִנְחָ֛ה וָנֶ֖סֶךְ מִבֵּ֣ית יְהוָ֑ה אָֽבְלוּ֙ הַכֹּ֣הֲנִ֔ים מְשָׁרְתֵ֖י יְהוָֽה׃</w:t>
@@ -421,18 +517,24 @@
       </w:pPr>
       <w:r>
         <w:rPr>
-          <w:lang w:val="he_IL" w:bidi="he_IL"/>
-        </w:rPr>
-      </w:r>
-      <w:r>
-        <w:rPr>
-          <w:vertAlign w:val="superscript"/>
+          <w:rtl/>
+          <w:cs/>
+          <w:lang w:val="he_IL" w:bidi="he_IL"/>
+        </w:rPr>
+      </w:r>
+      <w:r>
+        <w:rPr>
+          <w:vertAlign w:val="superscript"/>
+          <w:rtl/>
+          <w:cs/>
           <w:lang w:val="he_IL" w:bidi="he_IL"/>
         </w:rPr>
         <w:t>10</w:t>
       </w:r>
       <w:r>
         <w:rPr>
+          <w:rtl/>
+          <w:cs/>
           <w:lang w:val="he_IL" w:bidi="he_IL"/>
         </w:rPr>
         <w:t xml:space="preserve"> שֻׁדַּ֣ד שָׂדֶ֔ה אָבְלָ֖ה אֲדָמָ֑ה כִּ֚י שֻׁדַּ֣ד דָּגָ֔ן הוֹבִ֥ישׁ תִּיר֖וֹשׁ אֻמְלַ֥ל יִצְהָֽר׃</w:t>
@@ -444,18 +546,24 @@
       </w:pPr>
       <w:r>
         <w:rPr>
-          <w:lang w:val="he_IL" w:bidi="he_IL"/>
-        </w:rPr>
-      </w:r>
-      <w:r>
-        <w:rPr>
-          <w:vertAlign w:val="superscript"/>
+          <w:rtl/>
+          <w:cs/>
+          <w:lang w:val="he_IL" w:bidi="he_IL"/>
+        </w:rPr>
+      </w:r>
+      <w:r>
+        <w:rPr>
+          <w:vertAlign w:val="superscript"/>
+          <w:rtl/>
+          <w:cs/>
           <w:lang w:val="he_IL" w:bidi="he_IL"/>
         </w:rPr>
         <w:t>11</w:t>
       </w:r>
       <w:r>
         <w:rPr>
+          <w:rtl/>
+          <w:cs/>
           <w:lang w:val="he_IL" w:bidi="he_IL"/>
         </w:rPr>
         <w:t xml:space="preserve"> הֹבִ֣ישׁוּ אִכָּרִ֗ים הֵילִ֙ילוּ֙ כֹּֽרְמִ֔ים עַל־חִטָּ֖ה וְעַל־שְׂעֹרָ֑ה כִּ֥י אָבַ֖ד קְצִ֥יר שָׂדֶֽה׃</w:t>
@@ -467,18 +575,24 @@
       </w:pPr>
       <w:r>
         <w:rPr>
-          <w:lang w:val="he_IL" w:bidi="he_IL"/>
-        </w:rPr>
-      </w:r>
-      <w:r>
-        <w:rPr>
-          <w:vertAlign w:val="superscript"/>
+          <w:rtl/>
+          <w:cs/>
+          <w:lang w:val="he_IL" w:bidi="he_IL"/>
+        </w:rPr>
+      </w:r>
+      <w:r>
+        <w:rPr>
+          <w:vertAlign w:val="superscript"/>
+          <w:rtl/>
+          <w:cs/>
           <w:lang w:val="he_IL" w:bidi="he_IL"/>
         </w:rPr>
         <w:t>12</w:t>
       </w:r>
       <w:r>
         <w:rPr>
+          <w:rtl/>
+          <w:cs/>
           <w:lang w:val="he_IL" w:bidi="he_IL"/>
         </w:rPr>
         <w:t xml:space="preserve"> הַגֶּ֣פֶן הוֹבִ֔ישָׁה וְהַתְּאֵנָ֖ה אֻמְלָ֑לָה רִמּ֞וֹן גַּם־תָּמָ֣ר וְתַפּ֗וּחַ כָּל־עֲצֵ֤י הַשָּׂדֶה֙ יָבֵ֔שׁוּ כִּֽי־הֹבִ֥ישׁ שָׂשׂ֖וֹן מִן־בְּנֵ֥י אָדָֽם׃ ס</w:t>
@@ -490,18 +604,24 @@
       </w:pPr>
       <w:r>
         <w:rPr>
-          <w:lang w:val="he_IL" w:bidi="he_IL"/>
-        </w:rPr>
-      </w:r>
-      <w:r>
-        <w:rPr>
-          <w:vertAlign w:val="superscript"/>
+          <w:rtl/>
+          <w:cs/>
+          <w:lang w:val="he_IL" w:bidi="he_IL"/>
+        </w:rPr>
+      </w:r>
+      <w:r>
+        <w:rPr>
+          <w:vertAlign w:val="superscript"/>
+          <w:rtl/>
+          <w:cs/>
           <w:lang w:val="he_IL" w:bidi="he_IL"/>
         </w:rPr>
         <w:t>13</w:t>
       </w:r>
       <w:r>
         <w:rPr>
+          <w:rtl/>
+          <w:cs/>
           <w:lang w:val="he_IL" w:bidi="he_IL"/>
         </w:rPr>
         <w:t xml:space="preserve"> חִגְר֨וּ וְסִפְד֜וּ הַכֹּהֲנִ֗ים הֵילִ֙ילוּ֙ מְשָׁרְתֵ֣י מִזְבֵּ֔חַ בֹּ֚אוּ לִ֣ינוּ בַשַּׂקִּ֔ים מְשָׁרְתֵ֖י אֱלֹהָ֑י כִּ֥י נִמְנַ֛ע מִבֵּ֥ית אֱלֹהֵיכֶ֖ם מִנְחָ֥ה וָנָֽסֶךְ׃</w:t>
@@ -513,18 +633,24 @@
       </w:pPr>
       <w:r>
         <w:rPr>
-          <w:lang w:val="he_IL" w:bidi="he_IL"/>
-        </w:rPr>
-      </w:r>
-      <w:r>
-        <w:rPr>
-          <w:vertAlign w:val="superscript"/>
+          <w:rtl/>
+          <w:cs/>
+          <w:lang w:val="he_IL" w:bidi="he_IL"/>
+        </w:rPr>
+      </w:r>
+      <w:r>
+        <w:rPr>
+          <w:vertAlign w:val="superscript"/>
+          <w:rtl/>
+          <w:cs/>
           <w:lang w:val="he_IL" w:bidi="he_IL"/>
         </w:rPr>
         <w:t>14</w:t>
       </w:r>
       <w:r>
         <w:rPr>
+          <w:rtl/>
+          <w:cs/>
           <w:lang w:val="he_IL" w:bidi="he_IL"/>
         </w:rPr>
         <w:t xml:space="preserve"> קַדְּשׁוּ־צוֹם֙ קִרְא֣וּ עֲצָרָ֔ה אִסְפ֣וּ זְקֵנִ֗ים כֹּ֚ל יֹשְׁבֵ֣י הָאָ֔רֶץ בֵּ֖ית יְהוָ֣ה אֱלֹהֵיכֶ֑ם וְזַעֲק֖וּ אֶל־יְהוָֽה׃</w:t>
@@ -536,18 +662,24 @@
       </w:pPr>
       <w:r>
         <w:rPr>
-          <w:lang w:val="he_IL" w:bidi="he_IL"/>
-        </w:rPr>
-      </w:r>
-      <w:r>
-        <w:rPr>
-          <w:vertAlign w:val="superscript"/>
+          <w:rtl/>
+          <w:cs/>
+          <w:lang w:val="he_IL" w:bidi="he_IL"/>
+        </w:rPr>
+      </w:r>
+      <w:r>
+        <w:rPr>
+          <w:vertAlign w:val="superscript"/>
+          <w:rtl/>
+          <w:cs/>
           <w:lang w:val="he_IL" w:bidi="he_IL"/>
         </w:rPr>
         <w:t>15</w:t>
       </w:r>
       <w:r>
         <w:rPr>
+          <w:rtl/>
+          <w:cs/>
           <w:lang w:val="he_IL" w:bidi="he_IL"/>
         </w:rPr>
         <w:t xml:space="preserve"> אֲהָ֖הּ לַיּ֑וֹם כִּ֤י קָרוֹב֙ י֣וֹם יְהוָ֔ה וּכְשֹׁ֖ד מִשַׁדַּ֥י יָבֽוֹא׃</w:t>
@@ -559,18 +691,24 @@
       </w:pPr>
       <w:r>
         <w:rPr>
-          <w:lang w:val="he_IL" w:bidi="he_IL"/>
-        </w:rPr>
-      </w:r>
-      <w:r>
-        <w:rPr>
-          <w:vertAlign w:val="superscript"/>
+          <w:rtl/>
+          <w:cs/>
+          <w:lang w:val="he_IL" w:bidi="he_IL"/>
+        </w:rPr>
+      </w:r>
+      <w:r>
+        <w:rPr>
+          <w:vertAlign w:val="superscript"/>
+          <w:rtl/>
+          <w:cs/>
           <w:lang w:val="he_IL" w:bidi="he_IL"/>
         </w:rPr>
         <w:t>16</w:t>
       </w:r>
       <w:r>
         <w:rPr>
+          <w:rtl/>
+          <w:cs/>
           <w:lang w:val="he_IL" w:bidi="he_IL"/>
         </w:rPr>
         <w:t xml:space="preserve"> הֲל֛וֹא נֶ֥גֶד עֵינֵ֖ינוּ אֹ֣כֶל נִכְרָ֑ת מִבֵּ֥ית אֱלֹהֵ֖ינוּ שִׂמְחָ֥ה וָגִֽיל׃</w:t>
@@ -582,18 +720,24 @@
       </w:pPr>
       <w:r>
         <w:rPr>
-          <w:lang w:val="he_IL" w:bidi="he_IL"/>
-        </w:rPr>
-      </w:r>
-      <w:r>
-        <w:rPr>
-          <w:vertAlign w:val="superscript"/>
+          <w:rtl/>
+          <w:cs/>
+          <w:lang w:val="he_IL" w:bidi="he_IL"/>
+        </w:rPr>
+      </w:r>
+      <w:r>
+        <w:rPr>
+          <w:vertAlign w:val="superscript"/>
+          <w:rtl/>
+          <w:cs/>
           <w:lang w:val="he_IL" w:bidi="he_IL"/>
         </w:rPr>
         <w:t>17</w:t>
       </w:r>
       <w:r>
         <w:rPr>
+          <w:rtl/>
+          <w:cs/>
           <w:lang w:val="he_IL" w:bidi="he_IL"/>
         </w:rPr>
         <w:t xml:space="preserve"> עָבְשׁ֣וּ פְרֻד֗וֹת תַּ֚חַת מֶגְרְפֹ֣תֵיהֶ֔ם נָשַׁ֙מּוּ֙ אֹֽצָר֔וֹת נֶהֶרְס֖וּ מַמְּגֻר֑וֹת כִּ֥י הֹבִ֖ישׁ דָּגָֽן׃</w:t>
@@ -605,18 +749,24 @@
       </w:pPr>
       <w:r>
         <w:rPr>
-          <w:lang w:val="he_IL" w:bidi="he_IL"/>
-        </w:rPr>
-      </w:r>
-      <w:r>
-        <w:rPr>
-          <w:vertAlign w:val="superscript"/>
+          <w:rtl/>
+          <w:cs/>
+          <w:lang w:val="he_IL" w:bidi="he_IL"/>
+        </w:rPr>
+      </w:r>
+      <w:r>
+        <w:rPr>
+          <w:vertAlign w:val="superscript"/>
+          <w:rtl/>
+          <w:cs/>
           <w:lang w:val="he_IL" w:bidi="he_IL"/>
         </w:rPr>
         <w:t>18</w:t>
       </w:r>
       <w:r>
         <w:rPr>
+          <w:rtl/>
+          <w:cs/>
           <w:lang w:val="he_IL" w:bidi="he_IL"/>
         </w:rPr>
         <w:t xml:space="preserve"> מַה־נֶּאֶנְחָ֣ה בְהֵמָ֗ה נָבֹ֙כוּ֙ עֶדְרֵ֣י בָקָ֔ר כִּ֛י אֵ֥ין מִרְעֶ֖ה לָהֶ֑ם גַּם־עֶדְרֵ֥י הַצֹּ֖אן נֶאְשָֽׁמוּ׃</w:t>
@@ -628,18 +778,24 @@
       </w:pPr>
       <w:r>
         <w:rPr>
-          <w:lang w:val="he_IL" w:bidi="he_IL"/>
-        </w:rPr>
-      </w:r>
-      <w:r>
-        <w:rPr>
-          <w:vertAlign w:val="superscript"/>
+          <w:rtl/>
+          <w:cs/>
+          <w:lang w:val="he_IL" w:bidi="he_IL"/>
+        </w:rPr>
+      </w:r>
+      <w:r>
+        <w:rPr>
+          <w:vertAlign w:val="superscript"/>
+          <w:rtl/>
+          <w:cs/>
           <w:lang w:val="he_IL" w:bidi="he_IL"/>
         </w:rPr>
         <w:t>19</w:t>
       </w:r>
       <w:r>
         <w:rPr>
+          <w:rtl/>
+          <w:cs/>
           <w:lang w:val="he_IL" w:bidi="he_IL"/>
         </w:rPr>
         <w:t xml:space="preserve"> אֵלֶ֥יךָ יְהוָ֖ה אֶקְרָ֑א כִּ֣י אֵ֗שׁ אָֽכְלָה֙ נְא֣וֹת מִדְבָּ֔ר וְלֶ֣הָבָ֔ה לִהֲטָ֖ה כָּל־עֲצֵ֥י הַשָּׂדֶֽה׃</w:t>
@@ -651,18 +807,24 @@
       </w:pPr>
       <w:r>
         <w:rPr>
-          <w:lang w:val="he_IL" w:bidi="he_IL"/>
-        </w:rPr>
-      </w:r>
-      <w:r>
-        <w:rPr>
-          <w:vertAlign w:val="superscript"/>
+          <w:rtl/>
+          <w:cs/>
+          <w:lang w:val="he_IL" w:bidi="he_IL"/>
+        </w:rPr>
+      </w:r>
+      <w:r>
+        <w:rPr>
+          <w:vertAlign w:val="superscript"/>
+          <w:rtl/>
+          <w:cs/>
           <w:lang w:val="he_IL" w:bidi="he_IL"/>
         </w:rPr>
         <w:t>20</w:t>
       </w:r>
       <w:r>
         <w:rPr>
+          <w:rtl/>
+          <w:cs/>
           <w:lang w:val="he_IL" w:bidi="he_IL"/>
         </w:rPr>
         <w:t xml:space="preserve"> גַּם־בַּהֲמ֥וֹת שָׂדֶ֖ה תַּעֲר֣וֹג אֵלֶ֑יךָ כִּ֤י יָֽבְשׁוּ֙ אֲפִ֣יקֵי מָ֔יִם וְאֵ֕שׁ אָכְלָ֖ה נְא֥וֹת הַמִּדְבָּֽר׃ פ</w:t>
@@ -675,34 +837,44 @@
       </w:pPr>
       <w:r>
         <w:rPr>
+          <w:rtl/>
+          <w:cs/>
           <w:lang w:val="he_IL" w:bidi="he_IL"/>
         </w:rPr>
         <w:t>Joel 2:1</w:t>
       </w:r>
       <w:r>
         <w:rPr>
-          <w:lang w:val="he_IL" w:bidi="he_IL"/>
-        </w:rPr>
-      </w:r>
-    </w:p>
-    <w:p>
-      <w:pPr>
-        <w:bidi/>
-      </w:pPr>
-      <w:r>
-        <w:rPr>
-          <w:lang w:val="he_IL" w:bidi="he_IL"/>
-        </w:rPr>
-      </w:r>
-      <w:r>
-        <w:rPr>
-          <w:vertAlign w:val="superscript"/>
+          <w:rtl/>
+          <w:cs/>
+          <w:lang w:val="he_IL" w:bidi="he_IL"/>
+        </w:rPr>
+      </w:r>
+    </w:p>
+    <w:p>
+      <w:pPr>
+        <w:bidi/>
+      </w:pPr>
+      <w:r>
+        <w:rPr>
+          <w:rtl/>
+          <w:cs/>
+          <w:lang w:val="he_IL" w:bidi="he_IL"/>
+        </w:rPr>
+      </w:r>
+      <w:r>
+        <w:rPr>
+          <w:vertAlign w:val="superscript"/>
+          <w:rtl/>
+          <w:cs/>
           <w:lang w:val="he_IL" w:bidi="he_IL"/>
         </w:rPr>
         <w:t>1</w:t>
       </w:r>
       <w:r>
         <w:rPr>
+          <w:rtl/>
+          <w:cs/>
           <w:lang w:val="he_IL" w:bidi="he_IL"/>
         </w:rPr>
         <w:t xml:space="preserve"> תִּקְע֨וּ שׁוֹפָ֜ר בְּצִיּ֗וֹן וְהָרִ֙יעוּ֙ בְּהַ֣ר קָדְשִׁ֔י יִרְגְּז֕וּ כֹּ֖ל יֹשְׁבֵ֣י הָאָ֑רֶץ כִּֽי־בָ֥א יוֹם־יְהוָ֖ה כִּ֥י קָרֽוֹב׃</w:t>
@@ -714,18 +886,24 @@
       </w:pPr>
       <w:r>
         <w:rPr>
-          <w:lang w:val="he_IL" w:bidi="he_IL"/>
-        </w:rPr>
-      </w:r>
-      <w:r>
-        <w:rPr>
-          <w:vertAlign w:val="superscript"/>
+          <w:rtl/>
+          <w:cs/>
+          <w:lang w:val="he_IL" w:bidi="he_IL"/>
+        </w:rPr>
+      </w:r>
+      <w:r>
+        <w:rPr>
+          <w:vertAlign w:val="superscript"/>
+          <w:rtl/>
+          <w:cs/>
           <w:lang w:val="he_IL" w:bidi="he_IL"/>
         </w:rPr>
         <w:t>2</w:t>
       </w:r>
       <w:r>
         <w:rPr>
+          <w:rtl/>
+          <w:cs/>
           <w:lang w:val="he_IL" w:bidi="he_IL"/>
         </w:rPr>
         <w:t xml:space="preserve"> י֧וֹם חֹ֣שֶׁךְ וַאֲפֵלָ֗ה י֤וֹם עָנָן֙ וַעֲרָפֶ֔ל כְּשַׁ֖חַר פָּרֻ֣שׂ עַל־הֶֽהָרִ֑ים עַ֚ם רַ֣ב וְעָצ֔וּם כָּמֹ֗הוּ לֹ֤א נִֽהְיָה֙ מִן־הָ֣עוֹלָ֔ם וְאַֽחֲרָיו֙ לֹ֣א יוֹסֵ֔ף עַד־שְׁנֵ֖י דּ֥וֹר וָדֽוֹר׃</w:t>
@@ -737,18 +915,24 @@
       </w:pPr>
       <w:r>
         <w:rPr>
-          <w:lang w:val="he_IL" w:bidi="he_IL"/>
-        </w:rPr>
-      </w:r>
-      <w:r>
-        <w:rPr>
-          <w:vertAlign w:val="superscript"/>
+          <w:rtl/>
+          <w:cs/>
+          <w:lang w:val="he_IL" w:bidi="he_IL"/>
+        </w:rPr>
+      </w:r>
+      <w:r>
+        <w:rPr>
+          <w:vertAlign w:val="superscript"/>
+          <w:rtl/>
+          <w:cs/>
           <w:lang w:val="he_IL" w:bidi="he_IL"/>
         </w:rPr>
         <w:t>3</w:t>
       </w:r>
       <w:r>
         <w:rPr>
+          <w:rtl/>
+          <w:cs/>
           <w:lang w:val="he_IL" w:bidi="he_IL"/>
         </w:rPr>
         <w:t xml:space="preserve"> לְפָנָיו֙ אָ֣כְלָה אֵ֔שׁ וְאַחֲרָ֖יו תְּלַהֵ֣ט לֶֽהָבָ֑ה כְּגַן־עֵ֨דֶן הָאָ֜רֶץ לְפָנָ֗יו וְאַֽחֲרָיו֙ מִדְבַּ֣ר שְׁמָמָ֔ה וְגַם־פְּלֵיטָ֖ה לֹא־הָ֥יְתָה לּֽוֹ׃</w:t>
@@ -760,18 +944,24 @@
       </w:pPr>
       <w:r>
         <w:rPr>
-          <w:lang w:val="he_IL" w:bidi="he_IL"/>
-        </w:rPr>
-      </w:r>
-      <w:r>
-        <w:rPr>
-          <w:vertAlign w:val="superscript"/>
+          <w:rtl/>
+          <w:cs/>
+          <w:lang w:val="he_IL" w:bidi="he_IL"/>
+        </w:rPr>
+      </w:r>
+      <w:r>
+        <w:rPr>
+          <w:vertAlign w:val="superscript"/>
+          <w:rtl/>
+          <w:cs/>
           <w:lang w:val="he_IL" w:bidi="he_IL"/>
         </w:rPr>
         <w:t>4</w:t>
       </w:r>
       <w:r>
         <w:rPr>
+          <w:rtl/>
+          <w:cs/>
           <w:lang w:val="he_IL" w:bidi="he_IL"/>
         </w:rPr>
         <w:t xml:space="preserve"> כְּמַרְאֵ֥ה סוּסִ֖ים מַרְאֵ֑הוּ וּכְפָרָשִׁ֖ים כֵּ֥ן יְרוּצֽוּן׃</w:t>
@@ -783,18 +973,24 @@
       </w:pPr>
       <w:r>
         <w:rPr>
-          <w:lang w:val="he_IL" w:bidi="he_IL"/>
-        </w:rPr>
-      </w:r>
-      <w:r>
-        <w:rPr>
-          <w:vertAlign w:val="superscript"/>
+          <w:rtl/>
+          <w:cs/>
+          <w:lang w:val="he_IL" w:bidi="he_IL"/>
+        </w:rPr>
+      </w:r>
+      <w:r>
+        <w:rPr>
+          <w:vertAlign w:val="superscript"/>
+          <w:rtl/>
+          <w:cs/>
           <w:lang w:val="he_IL" w:bidi="he_IL"/>
         </w:rPr>
         <w:t>5</w:t>
       </w:r>
       <w:r>
         <w:rPr>
+          <w:rtl/>
+          <w:cs/>
           <w:lang w:val="he_IL" w:bidi="he_IL"/>
         </w:rPr>
         <w:t xml:space="preserve"> כְּק֣וֹל מַרְכָּב֗וֹת עַל־רָאשֵׁ֤י הֶֽהָרִים֙ יְרַקֵּד֔וּן כְּקוֹל֙ לַ֣הַב אֵ֔שׁ אֹכְלָ֖ה קָ֑שׁ כְּעַ֣ם עָצ֔וּם עֱר֖וּךְ מִלְחָמָֽה׃</w:t>
@@ -806,18 +1002,24 @@
       </w:pPr>
       <w:r>
         <w:rPr>
-          <w:lang w:val="he_IL" w:bidi="he_IL"/>
-        </w:rPr>
-      </w:r>
-      <w:r>
-        <w:rPr>
-          <w:vertAlign w:val="superscript"/>
+          <w:rtl/>
+          <w:cs/>
+          <w:lang w:val="he_IL" w:bidi="he_IL"/>
+        </w:rPr>
+      </w:r>
+      <w:r>
+        <w:rPr>
+          <w:vertAlign w:val="superscript"/>
+          <w:rtl/>
+          <w:cs/>
           <w:lang w:val="he_IL" w:bidi="he_IL"/>
         </w:rPr>
         <w:t>6</w:t>
       </w:r>
       <w:r>
         <w:rPr>
+          <w:rtl/>
+          <w:cs/>
           <w:lang w:val="he_IL" w:bidi="he_IL"/>
         </w:rPr>
         <w:t xml:space="preserve"> מִפָּנָ֖יו יָחִ֣ילוּ עַמִּ֑ים כָּל־פָּנִ֖ים קִבְּצ֥וּ פָארֽוּר׃</w:t>
@@ -829,18 +1031,24 @@
       </w:pPr>
       <w:r>
         <w:rPr>
-          <w:lang w:val="he_IL" w:bidi="he_IL"/>
-        </w:rPr>
-      </w:r>
-      <w:r>
-        <w:rPr>
-          <w:vertAlign w:val="superscript"/>
+          <w:rtl/>
+          <w:cs/>
+          <w:lang w:val="he_IL" w:bidi="he_IL"/>
+        </w:rPr>
+      </w:r>
+      <w:r>
+        <w:rPr>
+          <w:vertAlign w:val="superscript"/>
+          <w:rtl/>
+          <w:cs/>
           <w:lang w:val="he_IL" w:bidi="he_IL"/>
         </w:rPr>
         <w:t>7</w:t>
       </w:r>
       <w:r>
         <w:rPr>
+          <w:rtl/>
+          <w:cs/>
           <w:lang w:val="he_IL" w:bidi="he_IL"/>
         </w:rPr>
         <w:t xml:space="preserve"> כְּגִבּוֹרִ֣ים יְרֻצ֔וּן כְּאַנְשֵׁ֥י מִלְחָמָ֖ה יַעֲל֣וּ חוֹמָ֑ה וְאִ֤ישׁ בִּדְרָכָיו֙ יֵֽלֵכ֔וּן וְלֹ֥א יְעַבְּט֖וּן אֹרְחוֹתָֽם׃</w:t>
@@ -852,18 +1060,24 @@
       </w:pPr>
       <w:r>
         <w:rPr>
-          <w:lang w:val="he_IL" w:bidi="he_IL"/>
-        </w:rPr>
-      </w:r>
-      <w:r>
-        <w:rPr>
-          <w:vertAlign w:val="superscript"/>
+          <w:rtl/>
+          <w:cs/>
+          <w:lang w:val="he_IL" w:bidi="he_IL"/>
+        </w:rPr>
+      </w:r>
+      <w:r>
+        <w:rPr>
+          <w:vertAlign w:val="superscript"/>
+          <w:rtl/>
+          <w:cs/>
           <w:lang w:val="he_IL" w:bidi="he_IL"/>
         </w:rPr>
         <w:t>8</w:t>
       </w:r>
       <w:r>
         <w:rPr>
+          <w:rtl/>
+          <w:cs/>
           <w:lang w:val="he_IL" w:bidi="he_IL"/>
         </w:rPr>
         <w:t xml:space="preserve"> וְאִ֤ישׁ אָחִיו֙ לֹ֣א יִדְחָק֔וּן גֶּ֥בֶר בִּמְסִלָּת֖וֹ יֵֽלֵכ֑וּן וּבְעַ֥ד הַשֶּׁ֛לַח יִפֹּ֖לוּ לֹ֥א יִבְצָֽעוּ׃</w:t>
@@ -875,18 +1089,24 @@
       </w:pPr>
       <w:r>
         <w:rPr>
-          <w:lang w:val="he_IL" w:bidi="he_IL"/>
-        </w:rPr>
-      </w:r>
-      <w:r>
-        <w:rPr>
-          <w:vertAlign w:val="superscript"/>
+          <w:rtl/>
+          <w:cs/>
+          <w:lang w:val="he_IL" w:bidi="he_IL"/>
+        </w:rPr>
+      </w:r>
+      <w:r>
+        <w:rPr>
+          <w:vertAlign w:val="superscript"/>
+          <w:rtl/>
+          <w:cs/>
           <w:lang w:val="he_IL" w:bidi="he_IL"/>
         </w:rPr>
         <w:t>9</w:t>
       </w:r>
       <w:r>
         <w:rPr>
+          <w:rtl/>
+          <w:cs/>
           <w:lang w:val="he_IL" w:bidi="he_IL"/>
         </w:rPr>
         <w:t xml:space="preserve"> בָּעִ֣יר יָשֹׁ֗קּוּ בַּֽחוֹמָה֙ יְרֻצ֔וּן בַּבָּתִּ֖ים יַעֲל֑וּ בְּעַ֧ד הַחַלּוֹנִ֛ים יָבֹ֖אוּ כַּגַּנָּֽב׃</w:t>
@@ -898,18 +1118,24 @@
       </w:pPr>
       <w:r>
         <w:rPr>
-          <w:lang w:val="he_IL" w:bidi="he_IL"/>
-        </w:rPr>
-      </w:r>
-      <w:r>
-        <w:rPr>
-          <w:vertAlign w:val="superscript"/>
+          <w:rtl/>
+          <w:cs/>
+          <w:lang w:val="he_IL" w:bidi="he_IL"/>
+        </w:rPr>
+      </w:r>
+      <w:r>
+        <w:rPr>
+          <w:vertAlign w:val="superscript"/>
+          <w:rtl/>
+          <w:cs/>
           <w:lang w:val="he_IL" w:bidi="he_IL"/>
         </w:rPr>
         <w:t>10</w:t>
       </w:r>
       <w:r>
         <w:rPr>
+          <w:rtl/>
+          <w:cs/>
           <w:lang w:val="he_IL" w:bidi="he_IL"/>
         </w:rPr>
         <w:t xml:space="preserve"> לְפָנָיו֙ רָ֣גְזָה אֶ֔רֶץ רָעֲשׁ֖וּ שָׁמָ֑יִם שֶׁ֤מֶשׁ וְיָרֵ֙חַ֙ קָדָ֔רוּ וְכוֹכָבִ֖ים אָסְפ֥וּ נָגְהָֽם׃</w:t>
@@ -921,18 +1147,24 @@
       </w:pPr>
       <w:r>
         <w:rPr>
-          <w:lang w:val="he_IL" w:bidi="he_IL"/>
-        </w:rPr>
-      </w:r>
-      <w:r>
-        <w:rPr>
-          <w:vertAlign w:val="superscript"/>
+          <w:rtl/>
+          <w:cs/>
+          <w:lang w:val="he_IL" w:bidi="he_IL"/>
+        </w:rPr>
+      </w:r>
+      <w:r>
+        <w:rPr>
+          <w:vertAlign w:val="superscript"/>
+          <w:rtl/>
+          <w:cs/>
           <w:lang w:val="he_IL" w:bidi="he_IL"/>
         </w:rPr>
         <w:t>11</w:t>
       </w:r>
       <w:r>
         <w:rPr>
+          <w:rtl/>
+          <w:cs/>
           <w:lang w:val="he_IL" w:bidi="he_IL"/>
         </w:rPr>
         <w:t xml:space="preserve"> וַֽיהוָ֗ה נָתַ֤ן קוֹלוֹ֙ לִפְנֵ֣י חֵיל֔וֹ כִּ֣י רַ֤ב מְאֹד֙ מַחֲנֵ֔הוּ כִּ֥י עָצ֖וּם עֹשֵׂ֣ה דְבָר֑וֹ כִּֽי־גָד֧וֹל יוֹם־יְהוָ֛ה וְנוֹרָ֥א מְאֹ֖ד וּמִ֥י יְכִילֶֽנּוּ׃</w:t>
@@ -944,18 +1176,24 @@
       </w:pPr>
       <w:r>
         <w:rPr>
-          <w:lang w:val="he_IL" w:bidi="he_IL"/>
-        </w:rPr>
-      </w:r>
-      <w:r>
-        <w:rPr>
-          <w:vertAlign w:val="superscript"/>
+          <w:rtl/>
+          <w:cs/>
+          <w:lang w:val="he_IL" w:bidi="he_IL"/>
+        </w:rPr>
+      </w:r>
+      <w:r>
+        <w:rPr>
+          <w:vertAlign w:val="superscript"/>
+          <w:rtl/>
+          <w:cs/>
           <w:lang w:val="he_IL" w:bidi="he_IL"/>
         </w:rPr>
         <w:t>12</w:t>
       </w:r>
       <w:r>
         <w:rPr>
+          <w:rtl/>
+          <w:cs/>
           <w:lang w:val="he_IL" w:bidi="he_IL"/>
         </w:rPr>
         <w:t xml:space="preserve"> וְגַם־עַתָּה֙ נְאֻם־יְהוָ֔ה שֻׁ֥בוּ עָדַ֖י בְּכָל־לְבַבְכֶ֑ם וּבְצ֥וֹם וּבְבְכִ֖י וּבְמִסְפֵּֽד׃</w:t>
@@ -967,18 +1205,24 @@
       </w:pPr>
       <w:r>
         <w:rPr>
-          <w:lang w:val="he_IL" w:bidi="he_IL"/>
-        </w:rPr>
-      </w:r>
-      <w:r>
-        <w:rPr>
-          <w:vertAlign w:val="superscript"/>
+          <w:rtl/>
+          <w:cs/>
+          <w:lang w:val="he_IL" w:bidi="he_IL"/>
+        </w:rPr>
+      </w:r>
+      <w:r>
+        <w:rPr>
+          <w:vertAlign w:val="superscript"/>
+          <w:rtl/>
+          <w:cs/>
           <w:lang w:val="he_IL" w:bidi="he_IL"/>
         </w:rPr>
         <w:t>13</w:t>
       </w:r>
       <w:r>
         <w:rPr>
+          <w:rtl/>
+          <w:cs/>
           <w:lang w:val="he_IL" w:bidi="he_IL"/>
         </w:rPr>
         <w:t xml:space="preserve"> וְקִרְע֤וּ לְבַבְכֶם֙ וְאַל־בִּגְדֵיכֶ֔ם וְשׁ֖וּבוּ אֶל־יְהוָ֣ה אֱלֹֽהֵיכֶ֑ם כִּֽי־חַנּ֤וּן וְרַחוּם֙ ה֔וּא אֶ֤רֶךְ אַפַּ֙יִם֙ וְרַב־חֶ֔סֶד וְנִחָ֖ם עַל־הָרָעָֽה׃</w:t>
@@ -990,18 +1234,24 @@
       </w:pPr>
       <w:r>
         <w:rPr>
-          <w:lang w:val="he_IL" w:bidi="he_IL"/>
-        </w:rPr>
-      </w:r>
-      <w:r>
-        <w:rPr>
-          <w:vertAlign w:val="superscript"/>
+          <w:rtl/>
+          <w:cs/>
+          <w:lang w:val="he_IL" w:bidi="he_IL"/>
+        </w:rPr>
+      </w:r>
+      <w:r>
+        <w:rPr>
+          <w:vertAlign w:val="superscript"/>
+          <w:rtl/>
+          <w:cs/>
           <w:lang w:val="he_IL" w:bidi="he_IL"/>
         </w:rPr>
         <w:t>14</w:t>
       </w:r>
       <w:r>
         <w:rPr>
+          <w:rtl/>
+          <w:cs/>
           <w:lang w:val="he_IL" w:bidi="he_IL"/>
         </w:rPr>
         <w:t xml:space="preserve"> מִ֥י יוֹדֵ֖עַ יָשׁ֣וּב וְנִחָ֑ם וְהִשְׁאִ֤יר אַֽחֲרָיו֙ בְּרָכָ֔ה מִנְחָ֣ה וָנֶ֔סֶךְ לַיהוָ֖ה אֱלֹהֵיכֶֽם׃ פ</w:t>
@@ -1013,18 +1263,24 @@
       </w:pPr>
       <w:r>
         <w:rPr>
-          <w:lang w:val="he_IL" w:bidi="he_IL"/>
-        </w:rPr>
-      </w:r>
-      <w:r>
-        <w:rPr>
-          <w:vertAlign w:val="superscript"/>
+          <w:rtl/>
+          <w:cs/>
+          <w:lang w:val="he_IL" w:bidi="he_IL"/>
+        </w:rPr>
+      </w:r>
+      <w:r>
+        <w:rPr>
+          <w:vertAlign w:val="superscript"/>
+          <w:rtl/>
+          <w:cs/>
           <w:lang w:val="he_IL" w:bidi="he_IL"/>
         </w:rPr>
         <w:t>15</w:t>
       </w:r>
       <w:r>
         <w:rPr>
+          <w:rtl/>
+          <w:cs/>
           <w:lang w:val="he_IL" w:bidi="he_IL"/>
         </w:rPr>
         <w:t xml:space="preserve"> תִּקְע֥וּ שׁוֹפָ֖ר בְּצִיּ֑וֹן קַדְּשׁוּ־צ֖וֹם קִרְא֥וּ עֲצָרָֽה׃</w:t>
@@ -1036,18 +1292,24 @@
       </w:pPr>
       <w:r>
         <w:rPr>
-          <w:lang w:val="he_IL" w:bidi="he_IL"/>
-        </w:rPr>
-      </w:r>
-      <w:r>
-        <w:rPr>
-          <w:vertAlign w:val="superscript"/>
+          <w:rtl/>
+          <w:cs/>
+          <w:lang w:val="he_IL" w:bidi="he_IL"/>
+        </w:rPr>
+      </w:r>
+      <w:r>
+        <w:rPr>
+          <w:vertAlign w:val="superscript"/>
+          <w:rtl/>
+          <w:cs/>
           <w:lang w:val="he_IL" w:bidi="he_IL"/>
         </w:rPr>
         <w:t>16</w:t>
       </w:r>
       <w:r>
         <w:rPr>
+          <w:rtl/>
+          <w:cs/>
           <w:lang w:val="he_IL" w:bidi="he_IL"/>
         </w:rPr>
         <w:t xml:space="preserve"> אִסְפוּ־עָ֞ם קַדְּשׁ֤וּ קָהָל֙ קִבְצ֣וּ זְקֵנִ֔ים אִסְפוּ֙ עֽוֹלָלִ֔ים וְיֹנְקֵ֖י שָׁדָ֑יִם יֵצֵ֤א חָתָן֙ מֵֽחֶדְר֔וֹ וְכַלָּ֖ה מֵחֻפָּתָֽהּ׃</w:t>
@@ -1059,18 +1321,24 @@
       </w:pPr>
       <w:r>
         <w:rPr>
-          <w:lang w:val="he_IL" w:bidi="he_IL"/>
-        </w:rPr>
-      </w:r>
-      <w:r>
-        <w:rPr>
-          <w:vertAlign w:val="superscript"/>
+          <w:rtl/>
+          <w:cs/>
+          <w:lang w:val="he_IL" w:bidi="he_IL"/>
+        </w:rPr>
+      </w:r>
+      <w:r>
+        <w:rPr>
+          <w:vertAlign w:val="superscript"/>
+          <w:rtl/>
+          <w:cs/>
           <w:lang w:val="he_IL" w:bidi="he_IL"/>
         </w:rPr>
         <w:t>17</w:t>
       </w:r>
       <w:r>
         <w:rPr>
+          <w:rtl/>
+          <w:cs/>
           <w:lang w:val="he_IL" w:bidi="he_IL"/>
         </w:rPr>
         <w:t xml:space="preserve"> בֵּ֤ין הָאוּלָם֙ וְלַמִּזְבֵּ֔חַ יִבְכּוּ֙ הַכֹּ֣הֲנִ֔ים מְשָׁרְתֵ֖י יְהוָ֑ה וְֽיֹאמְר֞וּ ח֧וּסָה יְהוָ֣ה עַל־עַמֶּ֗ךָ וְאַל־תִּתֵּ֨ן נַחֲלָתְךָ֤ לְחֶרְפָּה֙ לִמְשָׁל־בָּ֣ם גּוֹיִ֔ם לָ֚מָּה יֹאמְר֣וּ בָֽעַמִּ֔ים אַיֵּ֖ה אֱלֹהֵיהֶֽם׃</w:t>
@@ -1082,18 +1350,24 @@
       </w:pPr>
       <w:r>
         <w:rPr>
-          <w:lang w:val="he_IL" w:bidi="he_IL"/>
-        </w:rPr>
-      </w:r>
-      <w:r>
-        <w:rPr>
-          <w:vertAlign w:val="superscript"/>
+          <w:rtl/>
+          <w:cs/>
+          <w:lang w:val="he_IL" w:bidi="he_IL"/>
+        </w:rPr>
+      </w:r>
+      <w:r>
+        <w:rPr>
+          <w:vertAlign w:val="superscript"/>
+          <w:rtl/>
+          <w:cs/>
           <w:lang w:val="he_IL" w:bidi="he_IL"/>
         </w:rPr>
         <w:t>18</w:t>
       </w:r>
       <w:r>
         <w:rPr>
+          <w:rtl/>
+          <w:cs/>
           <w:lang w:val="he_IL" w:bidi="he_IL"/>
         </w:rPr>
         <w:t xml:space="preserve"> וַיְקַנֵּ֥א יְהוָ֖ה לְאַרְצ֑וֹ וַיַּחְמֹ֖ל עַל־עַמּֽוֹ׃</w:t>
@@ -1105,18 +1379,24 @@
       </w:pPr>
       <w:r>
         <w:rPr>
-          <w:lang w:val="he_IL" w:bidi="he_IL"/>
-        </w:rPr>
-      </w:r>
-      <w:r>
-        <w:rPr>
-          <w:vertAlign w:val="superscript"/>
+          <w:rtl/>
+          <w:cs/>
+          <w:lang w:val="he_IL" w:bidi="he_IL"/>
+        </w:rPr>
+      </w:r>
+      <w:r>
+        <w:rPr>
+          <w:vertAlign w:val="superscript"/>
+          <w:rtl/>
+          <w:cs/>
           <w:lang w:val="he_IL" w:bidi="he_IL"/>
         </w:rPr>
         <w:t>19</w:t>
       </w:r>
       <w:r>
         <w:rPr>
+          <w:rtl/>
+          <w:cs/>
           <w:lang w:val="he_IL" w:bidi="he_IL"/>
         </w:rPr>
         <w:t xml:space="preserve"> וַיַּ֨עַן יְהוָ֜ה וַיֹּ֣אמֶר לְעַמּ֗וֹ הִנְנִ֨י שֹׁלֵ֤חַ לָכֶם֙ אֶת־הַדָּגָן֙ וְהַתִּיר֣וֹשׁ וְהַיִּצְהָ֔ר וּשְׂבַעְתֶּ֖ם אֹת֑וֹ וְלֹא־אֶתֵּ֨ן אֶתְכֶ֥ם ע֛וֹד חֶרְפָּ֖ה בַּגּוֹיִֽם׃</w:t>
@@ -1128,18 +1408,24 @@
       </w:pPr>
       <w:r>
         <w:rPr>
-          <w:lang w:val="he_IL" w:bidi="he_IL"/>
-        </w:rPr>
-      </w:r>
-      <w:r>
-        <w:rPr>
-          <w:vertAlign w:val="superscript"/>
+          <w:rtl/>
+          <w:cs/>
+          <w:lang w:val="he_IL" w:bidi="he_IL"/>
+        </w:rPr>
+      </w:r>
+      <w:r>
+        <w:rPr>
+          <w:vertAlign w:val="superscript"/>
+          <w:rtl/>
+          <w:cs/>
           <w:lang w:val="he_IL" w:bidi="he_IL"/>
         </w:rPr>
         <w:t>20</w:t>
       </w:r>
       <w:r>
         <w:rPr>
+          <w:rtl/>
+          <w:cs/>
           <w:lang w:val="he_IL" w:bidi="he_IL"/>
         </w:rPr>
         <w:t xml:space="preserve"> וְֽאֶת־הַצְּפוֹנִ֞י אַרְחִ֣יק מֵעֲלֵיכֶ֗ם וְהִדַּחְתִּיו֮ אֶל־אֶ֣רֶץ צִיָּ֣ה וּשְׁמָמָה֒ אֶת־פָּנָ֗יו אֶל־הַיָּם֙ הַקַּדְמֹנִ֔י וְסֹפ֖וֹ אֶל־הַיָּ֣ם הָאַֽחֲר֑וֹן וְעָלָ֣ה בָאְשׁ֗וֹ וְתַ֙עַל֙ צַחֲנָת֔וֹ כִּ֥י הִגְדִּ֖יל לַעֲשֽׂוֹת׃</w:t>
@@ -1151,18 +1437,24 @@
       </w:pPr>
       <w:r>
         <w:rPr>
-          <w:lang w:val="he_IL" w:bidi="he_IL"/>
-        </w:rPr>
-      </w:r>
-      <w:r>
-        <w:rPr>
-          <w:vertAlign w:val="superscript"/>
+          <w:rtl/>
+          <w:cs/>
+          <w:lang w:val="he_IL" w:bidi="he_IL"/>
+        </w:rPr>
+      </w:r>
+      <w:r>
+        <w:rPr>
+          <w:vertAlign w:val="superscript"/>
+          <w:rtl/>
+          <w:cs/>
           <w:lang w:val="he_IL" w:bidi="he_IL"/>
         </w:rPr>
         <w:t>21</w:t>
       </w:r>
       <w:r>
         <w:rPr>
+          <w:rtl/>
+          <w:cs/>
           <w:lang w:val="he_IL" w:bidi="he_IL"/>
         </w:rPr>
         <w:t xml:space="preserve"> אַל־תִּֽירְאִ֖י אֲדָמָ֑ה גִּ֣ילִי וּשְׂמָ֔חִי כִּֽי־הִגְדִּ֥יל יְהוָ֖ה לַעֲשֽׂוֹת׃</w:t>
@@ -1174,18 +1466,24 @@
       </w:pPr>
       <w:r>
         <w:rPr>
-          <w:lang w:val="he_IL" w:bidi="he_IL"/>
-        </w:rPr>
-      </w:r>
-      <w:r>
-        <w:rPr>
-          <w:vertAlign w:val="superscript"/>
+          <w:rtl/>
+          <w:cs/>
+          <w:lang w:val="he_IL" w:bidi="he_IL"/>
+        </w:rPr>
+      </w:r>
+      <w:r>
+        <w:rPr>
+          <w:vertAlign w:val="superscript"/>
+          <w:rtl/>
+          <w:cs/>
           <w:lang w:val="he_IL" w:bidi="he_IL"/>
         </w:rPr>
         <w:t>22</w:t>
       </w:r>
       <w:r>
         <w:rPr>
+          <w:rtl/>
+          <w:cs/>
           <w:lang w:val="he_IL" w:bidi="he_IL"/>
         </w:rPr>
         <w:t xml:space="preserve"> אַל־תִּֽירְאוּ֙ בַּהֲמ֣וֹת שָׂדַ֔י כִּ֥י דָשְׁא֖וּ נְא֣וֹת מִדְבָּ֑ר כִּֽי־עֵץ֙ נָשָׂ֣א פִרְי֔וֹ תְּאֵנָ֥ה וָגֶ֖פֶן נָתְנ֥וּ חֵילָֽם׃</w:t>
@@ -1197,18 +1495,24 @@
       </w:pPr>
       <w:r>
         <w:rPr>
-          <w:lang w:val="he_IL" w:bidi="he_IL"/>
-        </w:rPr>
-      </w:r>
-      <w:r>
-        <w:rPr>
-          <w:vertAlign w:val="superscript"/>
+          <w:rtl/>
+          <w:cs/>
+          <w:lang w:val="he_IL" w:bidi="he_IL"/>
+        </w:rPr>
+      </w:r>
+      <w:r>
+        <w:rPr>
+          <w:vertAlign w:val="superscript"/>
+          <w:rtl/>
+          <w:cs/>
           <w:lang w:val="he_IL" w:bidi="he_IL"/>
         </w:rPr>
         <w:t>23</w:t>
       </w:r>
       <w:r>
         <w:rPr>
+          <w:rtl/>
+          <w:cs/>
           <w:lang w:val="he_IL" w:bidi="he_IL"/>
         </w:rPr>
         <w:t xml:space="preserve"> וּבְנֵ֣י צִיּ֗וֹן גִּ֤ילוּ וְשִׂמְחוּ֙ בַּיהוָ֣ה אֱלֹֽהֵיכֶ֔ם כִּֽי־נָתַ֥ן לָכֶ֛ם אֶת־הַמּוֹרֶ֖ה לִצְדָקָ֑ה וַיּ֣וֹרֶד לָכֶ֗ם גֶּ֛שֶׁם מוֹרֶ֥ה וּמַלְק֖וֹשׁ בָּרִאשֽׁוֹן׃</w:t>
@@ -1220,18 +1524,24 @@
       </w:pPr>
       <w:r>
         <w:rPr>
-          <w:lang w:val="he_IL" w:bidi="he_IL"/>
-        </w:rPr>
-      </w:r>
-      <w:r>
-        <w:rPr>
-          <w:vertAlign w:val="superscript"/>
+          <w:rtl/>
+          <w:cs/>
+          <w:lang w:val="he_IL" w:bidi="he_IL"/>
+        </w:rPr>
+      </w:r>
+      <w:r>
+        <w:rPr>
+          <w:vertAlign w:val="superscript"/>
+          <w:rtl/>
+          <w:cs/>
           <w:lang w:val="he_IL" w:bidi="he_IL"/>
         </w:rPr>
         <w:t>24</w:t>
       </w:r>
       <w:r>
         <w:rPr>
+          <w:rtl/>
+          <w:cs/>
           <w:lang w:val="he_IL" w:bidi="he_IL"/>
         </w:rPr>
         <w:t xml:space="preserve"> וּמָלְא֥וּ הַגֳּרָנ֖וֹת בָּ֑ר וְהֵשִׁ֥יקוּ הַיְקָבִ֖ים תִּיר֥וֹשׁ וְיִצְהָֽר׃</w:t>
@@ -1243,18 +1553,24 @@
       </w:pPr>
       <w:r>
         <w:rPr>
-          <w:lang w:val="he_IL" w:bidi="he_IL"/>
-        </w:rPr>
-      </w:r>
-      <w:r>
-        <w:rPr>
-          <w:vertAlign w:val="superscript"/>
+          <w:rtl/>
+          <w:cs/>
+          <w:lang w:val="he_IL" w:bidi="he_IL"/>
+        </w:rPr>
+      </w:r>
+      <w:r>
+        <w:rPr>
+          <w:vertAlign w:val="superscript"/>
+          <w:rtl/>
+          <w:cs/>
           <w:lang w:val="he_IL" w:bidi="he_IL"/>
         </w:rPr>
         <w:t>25</w:t>
       </w:r>
       <w:r>
         <w:rPr>
+          <w:rtl/>
+          <w:cs/>
           <w:lang w:val="he_IL" w:bidi="he_IL"/>
         </w:rPr>
         <w:t xml:space="preserve"> וְשִׁלַּמְתִּ֤י לָכֶם֙ אֶת־הַשָּׁנִ֔ים אֲשֶׁר֙ אָכַ֣ל הָֽאַרְבֶּ֔ה הַיֶּ֖לֶק וְהֶחָסִ֣יל וְהַגָּזָ֑ם חֵילִי֙ הַגָּד֔וֹל אֲשֶׁ֥ר שִׁלַּ֖חְתִּי בָּכֶֽם׃</w:t>
@@ -1266,18 +1582,24 @@
       </w:pPr>
       <w:r>
         <w:rPr>
-          <w:lang w:val="he_IL" w:bidi="he_IL"/>
-        </w:rPr>
-      </w:r>
-      <w:r>
-        <w:rPr>
-          <w:vertAlign w:val="superscript"/>
+          <w:rtl/>
+          <w:cs/>
+          <w:lang w:val="he_IL" w:bidi="he_IL"/>
+        </w:rPr>
+      </w:r>
+      <w:r>
+        <w:rPr>
+          <w:vertAlign w:val="superscript"/>
+          <w:rtl/>
+          <w:cs/>
           <w:lang w:val="he_IL" w:bidi="he_IL"/>
         </w:rPr>
         <w:t>26</w:t>
       </w:r>
       <w:r>
         <w:rPr>
+          <w:rtl/>
+          <w:cs/>
           <w:lang w:val="he_IL" w:bidi="he_IL"/>
         </w:rPr>
         <w:t xml:space="preserve"> וַאֲכַלְתֶּ֤ם אָכוֹל֙ וְשָׂב֔וֹעַ וְהִלַּלְתֶּ֗ם אֶת־שֵׁ֤ם יְהוָה֙ אֱלֹ֣הֵיכֶ֔ם אֲשֶׁר־עָשָׂ֥ה עִמָּכֶ֖ם לְהַפְלִ֑יא וְלֹא־יֵבֹ֥שׁוּ עַמִּ֖י לְעוֹלָֽם׃</w:t>
@@ -1289,18 +1611,24 @@
       </w:pPr>
       <w:r>
         <w:rPr>
-          <w:lang w:val="he_IL" w:bidi="he_IL"/>
-        </w:rPr>
-      </w:r>
-      <w:r>
-        <w:rPr>
-          <w:vertAlign w:val="superscript"/>
+          <w:rtl/>
+          <w:cs/>
+          <w:lang w:val="he_IL" w:bidi="he_IL"/>
+        </w:rPr>
+      </w:r>
+      <w:r>
+        <w:rPr>
+          <w:vertAlign w:val="superscript"/>
+          <w:rtl/>
+          <w:cs/>
           <w:lang w:val="he_IL" w:bidi="he_IL"/>
         </w:rPr>
         <w:t>27</w:t>
       </w:r>
       <w:r>
         <w:rPr>
+          <w:rtl/>
+          <w:cs/>
           <w:lang w:val="he_IL" w:bidi="he_IL"/>
         </w:rPr>
         <w:t xml:space="preserve"> וִידַעְתֶּ֗ם כִּ֣י בְקֶ֤רֶב יִשְׂרָאֵל֙ אָ֔נִי וַאֲנִ֛י יְהוָ֥ה אֱלֹהֵיכֶ֖ם וְאֵ֣ין ע֑וֹד וְלֹא־יֵבֹ֥שׁוּ עַמִּ֖י לְעוֹלָֽם׃ ס</w:t>
@@ -1313,34 +1641,44 @@
       </w:pPr>
       <w:r>
         <w:rPr>
+          <w:rtl/>
+          <w:cs/>
           <w:lang w:val="he_IL" w:bidi="he_IL"/>
         </w:rPr>
         <w:t>Joel 3:1</w:t>
       </w:r>
       <w:r>
         <w:rPr>
-          <w:lang w:val="he_IL" w:bidi="he_IL"/>
-        </w:rPr>
-      </w:r>
-    </w:p>
-    <w:p>
-      <w:pPr>
-        <w:bidi/>
-      </w:pPr>
-      <w:r>
-        <w:rPr>
-          <w:lang w:val="he_IL" w:bidi="he_IL"/>
-        </w:rPr>
-      </w:r>
-      <w:r>
-        <w:rPr>
-          <w:vertAlign w:val="superscript"/>
+          <w:rtl/>
+          <w:cs/>
+          <w:lang w:val="he_IL" w:bidi="he_IL"/>
+        </w:rPr>
+      </w:r>
+    </w:p>
+    <w:p>
+      <w:pPr>
+        <w:bidi/>
+      </w:pPr>
+      <w:r>
+        <w:rPr>
+          <w:rtl/>
+          <w:cs/>
+          <w:lang w:val="he_IL" w:bidi="he_IL"/>
+        </w:rPr>
+      </w:r>
+      <w:r>
+        <w:rPr>
+          <w:vertAlign w:val="superscript"/>
+          <w:rtl/>
+          <w:cs/>
           <w:lang w:val="he_IL" w:bidi="he_IL"/>
         </w:rPr>
         <w:t>1</w:t>
       </w:r>
       <w:r>
         <w:rPr>
+          <w:rtl/>
+          <w:cs/>
           <w:lang w:val="he_IL" w:bidi="he_IL"/>
         </w:rPr>
         <w:t xml:space="preserve"> וְהָיָ֣ה אַֽחֲרֵי־כֵ֗ן אֶשְׁפּ֤וֹךְ אֶת־רוּחִי֙ עַל־כָּל־בָּשָׂ֔ר וְנִבְּא֖וּ בְּנֵיכֶ֣ם וּבְנֽוֹתֵיכֶ֑ם זִקְנֵיכֶם֙ חֲלֹמ֣וֹת יַחֲלֹמ֔וּן בַּח֣וּרֵיכֶ֔ם חֶזְיֹנ֖וֹת יִרְאֽוּ׃</w:t>
@@ -1352,18 +1690,24 @@
       </w:pPr>
       <w:r>
         <w:rPr>
-          <w:lang w:val="he_IL" w:bidi="he_IL"/>
-        </w:rPr>
-      </w:r>
-      <w:r>
-        <w:rPr>
-          <w:vertAlign w:val="superscript"/>
+          <w:rtl/>
+          <w:cs/>
+          <w:lang w:val="he_IL" w:bidi="he_IL"/>
+        </w:rPr>
+      </w:r>
+      <w:r>
+        <w:rPr>
+          <w:vertAlign w:val="superscript"/>
+          <w:rtl/>
+          <w:cs/>
           <w:lang w:val="he_IL" w:bidi="he_IL"/>
         </w:rPr>
         <w:t>2</w:t>
       </w:r>
       <w:r>
         <w:rPr>
+          <w:rtl/>
+          <w:cs/>
           <w:lang w:val="he_IL" w:bidi="he_IL"/>
         </w:rPr>
         <w:t xml:space="preserve"> וְגַ֥ם עַל־הָֽעֲבָדִ֖ים וְעַל־הַשְּׁפָח֑וֹת בַּיָּמִ֣ים הָהֵ֔מָּה אֶשְׁפּ֖וֹךְ אֶת־רוּחִֽי׃</w:t>
@@ -1375,18 +1719,24 @@
       </w:pPr>
       <w:r>
         <w:rPr>
-          <w:lang w:val="he_IL" w:bidi="he_IL"/>
-        </w:rPr>
-      </w:r>
-      <w:r>
-        <w:rPr>
-          <w:vertAlign w:val="superscript"/>
+          <w:rtl/>
+          <w:cs/>
+          <w:lang w:val="he_IL" w:bidi="he_IL"/>
+        </w:rPr>
+      </w:r>
+      <w:r>
+        <w:rPr>
+          <w:vertAlign w:val="superscript"/>
+          <w:rtl/>
+          <w:cs/>
           <w:lang w:val="he_IL" w:bidi="he_IL"/>
         </w:rPr>
         <w:t>3</w:t>
       </w:r>
       <w:r>
         <w:rPr>
+          <w:rtl/>
+          <w:cs/>
           <w:lang w:val="he_IL" w:bidi="he_IL"/>
         </w:rPr>
         <w:t xml:space="preserve"> וְנָֽתַתִּי֙ מֽוֹפְתִ֔ים בַּשָּׁמַ֖יִם וּבָאָ֑רֶץ דָּ֣ם וָאֵ֔שׁ וְתִֽימֲר֖וֹת עָשָֽׁן׃</w:t>
@@ -1398,18 +1748,24 @@
       </w:pPr>
       <w:r>
         <w:rPr>
-          <w:lang w:val="he_IL" w:bidi="he_IL"/>
-        </w:rPr>
-      </w:r>
-      <w:r>
-        <w:rPr>
-          <w:vertAlign w:val="superscript"/>
+          <w:rtl/>
+          <w:cs/>
+          <w:lang w:val="he_IL" w:bidi="he_IL"/>
+        </w:rPr>
+      </w:r>
+      <w:r>
+        <w:rPr>
+          <w:vertAlign w:val="superscript"/>
+          <w:rtl/>
+          <w:cs/>
           <w:lang w:val="he_IL" w:bidi="he_IL"/>
         </w:rPr>
         <w:t>4</w:t>
       </w:r>
       <w:r>
         <w:rPr>
+          <w:rtl/>
+          <w:cs/>
           <w:lang w:val="he_IL" w:bidi="he_IL"/>
         </w:rPr>
         <w:t xml:space="preserve"> הַשֶּׁ֙מֶשׁ֙ יֵהָפֵ֣ךְ לְחֹ֔שֶׁךְ וְהַיָּרֵ֖חַ לְדָ֑ם לִפְנֵ֗י בּ֚וֹא י֣וֹם יְהוָ֔ה הַגָּד֖וֹל וְהַנּוֹרָֽא׃</w:t>
@@ -1421,18 +1777,24 @@
       </w:pPr>
       <w:r>
         <w:rPr>
-          <w:lang w:val="he_IL" w:bidi="he_IL"/>
-        </w:rPr>
-      </w:r>
-      <w:r>
-        <w:rPr>
-          <w:vertAlign w:val="superscript"/>
+          <w:rtl/>
+          <w:cs/>
+          <w:lang w:val="he_IL" w:bidi="he_IL"/>
+        </w:rPr>
+      </w:r>
+      <w:r>
+        <w:rPr>
+          <w:vertAlign w:val="superscript"/>
+          <w:rtl/>
+          <w:cs/>
           <w:lang w:val="he_IL" w:bidi="he_IL"/>
         </w:rPr>
         <w:t>5</w:t>
       </w:r>
       <w:r>
         <w:rPr>
+          <w:rtl/>
+          <w:cs/>
           <w:lang w:val="he_IL" w:bidi="he_IL"/>
         </w:rPr>
         <w:t xml:space="preserve"> וְהָיָ֗ה כֹּ֧ל אֲשֶׁר־יִקְרָ֛א בְּשֵׁ֥ם יְהוָ֖ה יִמָּלֵ֑ט כִּ֠י בְּהַר־צִיּ֨וֹן וּבִירוּשָׁלִַ֜ם תִּֽהְיֶ֣ה פְלֵיטָ֗ה כַּֽאֲשֶׁר֙ אָמַ֣ר יְהוָ֔ה וּבַ֨שְּׂרִידִ֔ים אֲשֶׁ֥ר יְהוָ֖ה קֹרֵֽא׃</w:t>
@@ -1445,34 +1807,44 @@
       </w:pPr>
       <w:r>
         <w:rPr>
+          <w:rtl/>
+          <w:cs/>
           <w:lang w:val="he_IL" w:bidi="he_IL"/>
         </w:rPr>
         <w:t>Joel 4:1</w:t>
       </w:r>
       <w:r>
         <w:rPr>
-          <w:lang w:val="he_IL" w:bidi="he_IL"/>
-        </w:rPr>
-      </w:r>
-    </w:p>
-    <w:p>
-      <w:pPr>
-        <w:bidi/>
-      </w:pPr>
-      <w:r>
-        <w:rPr>
-          <w:lang w:val="he_IL" w:bidi="he_IL"/>
-        </w:rPr>
-      </w:r>
-      <w:r>
-        <w:rPr>
-          <w:vertAlign w:val="superscript"/>
+          <w:rtl/>
+          <w:cs/>
+          <w:lang w:val="he_IL" w:bidi="he_IL"/>
+        </w:rPr>
+      </w:r>
+    </w:p>
+    <w:p>
+      <w:pPr>
+        <w:bidi/>
+      </w:pPr>
+      <w:r>
+        <w:rPr>
+          <w:rtl/>
+          <w:cs/>
+          <w:lang w:val="he_IL" w:bidi="he_IL"/>
+        </w:rPr>
+      </w:r>
+      <w:r>
+        <w:rPr>
+          <w:vertAlign w:val="superscript"/>
+          <w:rtl/>
+          <w:cs/>
           <w:lang w:val="he_IL" w:bidi="he_IL"/>
         </w:rPr>
         <w:t>1</w:t>
       </w:r>
       <w:r>
         <w:rPr>
+          <w:rtl/>
+          <w:cs/>
           <w:lang w:val="he_IL" w:bidi="he_IL"/>
         </w:rPr>
         <w:t xml:space="preserve"> כִּ֗י הִנֵּ֛ה בַּיָּמִ֥ים הָהֵ֖מָּה וּבָעֵ֣ת הַהִ֑יא אֲשֶׁ֥ר אשוב אֶת־שְׁב֥וּת יְהוּדָ֖ה וִירוּשָׁלִָֽם׃</w:t>
@@ -1484,18 +1856,24 @@
       </w:pPr>
       <w:r>
         <w:rPr>
-          <w:lang w:val="he_IL" w:bidi="he_IL"/>
-        </w:rPr>
-      </w:r>
-      <w:r>
-        <w:rPr>
-          <w:vertAlign w:val="superscript"/>
+          <w:rtl/>
+          <w:cs/>
+          <w:lang w:val="he_IL" w:bidi="he_IL"/>
+        </w:rPr>
+      </w:r>
+      <w:r>
+        <w:rPr>
+          <w:vertAlign w:val="superscript"/>
+          <w:rtl/>
+          <w:cs/>
           <w:lang w:val="he_IL" w:bidi="he_IL"/>
         </w:rPr>
         <w:t>2</w:t>
       </w:r>
       <w:r>
         <w:rPr>
+          <w:rtl/>
+          <w:cs/>
           <w:lang w:val="he_IL" w:bidi="he_IL"/>
         </w:rPr>
         <w:t xml:space="preserve"> וְקִבַּצְתִּי֙ אֶת־כָּל־ הַגּוֹיִ֔ם וְה֣וֹרַדְתִּ֔ים אֶל־עֵ֖מֶק יְהֽוֹשָׁפָ֑ט וְנִשְׁפַּטְתִּ֨י עִמָּ֜ם שָׁ֗ם עַל־עַמִּ֨י וְנַחֲלָתִ֤י יִשְׂרָאֵל֙ אֲשֶׁ֣ר פִּזְּר֣וּ בַגּוֹיִ֔ם וְאֶת־אַרְצִ֖י חִלֵּֽקוּ׃</w:t>
@@ -1507,18 +1885,24 @@
       </w:pPr>
       <w:r>
         <w:rPr>
-          <w:lang w:val="he_IL" w:bidi="he_IL"/>
-        </w:rPr>
-      </w:r>
-      <w:r>
-        <w:rPr>
-          <w:vertAlign w:val="superscript"/>
+          <w:rtl/>
+          <w:cs/>
+          <w:lang w:val="he_IL" w:bidi="he_IL"/>
+        </w:rPr>
+      </w:r>
+      <w:r>
+        <w:rPr>
+          <w:vertAlign w:val="superscript"/>
+          <w:rtl/>
+          <w:cs/>
           <w:lang w:val="he_IL" w:bidi="he_IL"/>
         </w:rPr>
         <w:t>3</w:t>
       </w:r>
       <w:r>
         <w:rPr>
+          <w:rtl/>
+          <w:cs/>
           <w:lang w:val="he_IL" w:bidi="he_IL"/>
         </w:rPr>
         <w:t xml:space="preserve"> וְאֶל־עַמִּ֖י יַדּ֣וּ גוֹרָ֑ל וַיִּתְּנ֤וּ הַיֶּ֙לֶד֙ בַּזּוֹנָ֔ה וְהַיַּלְדָּ֛ה מָכְר֥וּ בַיַּ֖יִן וַיִּשְׁתּֽוּ׃</w:t>
@@ -1530,18 +1914,24 @@
       </w:pPr>
       <w:r>
         <w:rPr>
-          <w:lang w:val="he_IL" w:bidi="he_IL"/>
-        </w:rPr>
-      </w:r>
-      <w:r>
-        <w:rPr>
-          <w:vertAlign w:val="superscript"/>
+          <w:rtl/>
+          <w:cs/>
+          <w:lang w:val="he_IL" w:bidi="he_IL"/>
+        </w:rPr>
+      </w:r>
+      <w:r>
+        <w:rPr>
+          <w:vertAlign w:val="superscript"/>
+          <w:rtl/>
+          <w:cs/>
           <w:lang w:val="he_IL" w:bidi="he_IL"/>
         </w:rPr>
         <w:t>4</w:t>
       </w:r>
       <w:r>
         <w:rPr>
+          <w:rtl/>
+          <w:cs/>
           <w:lang w:val="he_IL" w:bidi="he_IL"/>
         </w:rPr>
         <w:t xml:space="preserve"> וְ֠גַם מָה־אַתֶּ֥ם לִי֙ צֹ֣ר וְצִיד֔וֹן וְכֹ֖ל גְּלִיל֣וֹת פְּלָ֑שֶׁת הַגְּמ֗וּל אַתֶּם֙ מְשַׁלְּמִ֣ים עָלָ֔י וְאִם־גֹּמְלִ֤ים אַתֶּם֙ עָלַ֔י קַ֣ל מְהֵרָ֔ה אָשִׁ֥יב גְּמֻלְכֶ֖ם בְּרֹאשְׁכֶֽם׃</w:t>
@@ -1553,18 +1943,24 @@
       </w:pPr>
       <w:r>
         <w:rPr>
-          <w:lang w:val="he_IL" w:bidi="he_IL"/>
-        </w:rPr>
-      </w:r>
-      <w:r>
-        <w:rPr>
-          <w:vertAlign w:val="superscript"/>
+          <w:rtl/>
+          <w:cs/>
+          <w:lang w:val="he_IL" w:bidi="he_IL"/>
+        </w:rPr>
+      </w:r>
+      <w:r>
+        <w:rPr>
+          <w:vertAlign w:val="superscript"/>
+          <w:rtl/>
+          <w:cs/>
           <w:lang w:val="he_IL" w:bidi="he_IL"/>
         </w:rPr>
         <w:t>5</w:t>
       </w:r>
       <w:r>
         <w:rPr>
+          <w:rtl/>
+          <w:cs/>
           <w:lang w:val="he_IL" w:bidi="he_IL"/>
         </w:rPr>
         <w:t xml:space="preserve"> אֲשֶׁר־כַּסְפִּ֥י וּזְהָבִ֖י לְקַחְתֶּ֑ם וּמַֽחֲמַדַּי֙ הַטֹּבִ֔ים הֲבֵאתֶ֖ם לְהֵיכְלֵיכֶֽם׃</w:t>
@@ -1576,18 +1972,24 @@
       </w:pPr>
       <w:r>
         <w:rPr>
-          <w:lang w:val="he_IL" w:bidi="he_IL"/>
-        </w:rPr>
-      </w:r>
-      <w:r>
-        <w:rPr>
-          <w:vertAlign w:val="superscript"/>
+          <w:rtl/>
+          <w:cs/>
+          <w:lang w:val="he_IL" w:bidi="he_IL"/>
+        </w:rPr>
+      </w:r>
+      <w:r>
+        <w:rPr>
+          <w:vertAlign w:val="superscript"/>
+          <w:rtl/>
+          <w:cs/>
           <w:lang w:val="he_IL" w:bidi="he_IL"/>
         </w:rPr>
         <w:t>6</w:t>
       </w:r>
       <w:r>
         <w:rPr>
+          <w:rtl/>
+          <w:cs/>
           <w:lang w:val="he_IL" w:bidi="he_IL"/>
         </w:rPr>
         <w:t xml:space="preserve"> וּבְנֵ֤י יְהוּדָה֙ וּבְנֵ֣י יְרוּשָׁלִַ֔ם מְכַרְתֶּ֖ם לִבְנֵ֣י הַיְּוָנִ֑ים לְמַ֥עַן הַרְחִיקָ֖ם מֵעַ֥ל גְּבוּלָֽם׃</w:t>
@@ -1599,18 +2001,24 @@
       </w:pPr>
       <w:r>
         <w:rPr>
-          <w:lang w:val="he_IL" w:bidi="he_IL"/>
-        </w:rPr>
-      </w:r>
-      <w:r>
-        <w:rPr>
-          <w:vertAlign w:val="superscript"/>
+          <w:rtl/>
+          <w:cs/>
+          <w:lang w:val="he_IL" w:bidi="he_IL"/>
+        </w:rPr>
+      </w:r>
+      <w:r>
+        <w:rPr>
+          <w:vertAlign w:val="superscript"/>
+          <w:rtl/>
+          <w:cs/>
           <w:lang w:val="he_IL" w:bidi="he_IL"/>
         </w:rPr>
         <w:t>7</w:t>
       </w:r>
       <w:r>
         <w:rPr>
+          <w:rtl/>
+          <w:cs/>
           <w:lang w:val="he_IL" w:bidi="he_IL"/>
         </w:rPr>
         <w:t xml:space="preserve"> הִנְנִ֣י מְעִירָ֔ם מִן־הַ֨מָּק֔וֹם אֲשֶׁר־מְכַרְתֶּ֥ם אֹתָ֖ם שָׁ֑מָּה וַהֲשִׁבֹתִ֥י גְמֻלְכֶ֖ם בְּרֹאשְׁכֶֽם׃</w:t>
@@ -1622,18 +2030,24 @@
       </w:pPr>
       <w:r>
         <w:rPr>
-          <w:lang w:val="he_IL" w:bidi="he_IL"/>
-        </w:rPr>
-      </w:r>
-      <w:r>
-        <w:rPr>
-          <w:vertAlign w:val="superscript"/>
+          <w:rtl/>
+          <w:cs/>
+          <w:lang w:val="he_IL" w:bidi="he_IL"/>
+        </w:rPr>
+      </w:r>
+      <w:r>
+        <w:rPr>
+          <w:vertAlign w:val="superscript"/>
+          <w:rtl/>
+          <w:cs/>
           <w:lang w:val="he_IL" w:bidi="he_IL"/>
         </w:rPr>
         <w:t>8</w:t>
       </w:r>
       <w:r>
         <w:rPr>
+          <w:rtl/>
+          <w:cs/>
           <w:lang w:val="he_IL" w:bidi="he_IL"/>
         </w:rPr>
         <w:t xml:space="preserve"> וּמָכַרְתִּ֞י אֶת־בְּנֵיכֶ֣ם וְאֶת־בְּנֽוֹתֵיכֶ֗ם בְּיַד֙ בְּנֵ֣י יְהוּדָ֔ה וּמְכָר֥וּם לִשְׁבָאיִ֖ם אֶל־גּ֣וֹי רָח֑וֹק כִּ֥י יְהוָ֖ה דִּבֵּֽר׃ ס</w:t>
@@ -1645,18 +2059,24 @@
       </w:pPr>
       <w:r>
         <w:rPr>
-          <w:lang w:val="he_IL" w:bidi="he_IL"/>
-        </w:rPr>
-      </w:r>
-      <w:r>
-        <w:rPr>
-          <w:vertAlign w:val="superscript"/>
+          <w:rtl/>
+          <w:cs/>
+          <w:lang w:val="he_IL" w:bidi="he_IL"/>
+        </w:rPr>
+      </w:r>
+      <w:r>
+        <w:rPr>
+          <w:vertAlign w:val="superscript"/>
+          <w:rtl/>
+          <w:cs/>
           <w:lang w:val="he_IL" w:bidi="he_IL"/>
         </w:rPr>
         <w:t>9</w:t>
       </w:r>
       <w:r>
         <w:rPr>
+          <w:rtl/>
+          <w:cs/>
           <w:lang w:val="he_IL" w:bidi="he_IL"/>
         </w:rPr>
         <w:t xml:space="preserve"> קִרְאוּ־זֹאת֙ בַּגּוֹיִ֔ם קַדְּשׁ֖וּ מִלְחָמָ֑ה הָעִ֙ירוּ֙ הַגִּבּוֹרִ֔ים יִגְּשׁ֣וּ יַֽעֲל֔וּ כֹּ֖ל אַנְשֵׁ֥י הַמִּלְחָמָֽה׃</w:t>
@@ -1668,18 +2088,24 @@
       </w:pPr>
       <w:r>
         <w:rPr>
-          <w:lang w:val="he_IL" w:bidi="he_IL"/>
-        </w:rPr>
-      </w:r>
-      <w:r>
-        <w:rPr>
-          <w:vertAlign w:val="superscript"/>
+          <w:rtl/>
+          <w:cs/>
+          <w:lang w:val="he_IL" w:bidi="he_IL"/>
+        </w:rPr>
+      </w:r>
+      <w:r>
+        <w:rPr>
+          <w:vertAlign w:val="superscript"/>
+          <w:rtl/>
+          <w:cs/>
           <w:lang w:val="he_IL" w:bidi="he_IL"/>
         </w:rPr>
         <w:t>10</w:t>
       </w:r>
       <w:r>
         <w:rPr>
+          <w:rtl/>
+          <w:cs/>
           <w:lang w:val="he_IL" w:bidi="he_IL"/>
         </w:rPr>
         <w:t xml:space="preserve"> כֹּ֤תּוּ אִתֵּיכֶם֙ לַֽחֲרָב֔וֹת וּמַזְמְרֹֽתֵיכֶ֖ם לִרְמָחִ֑ים הַֽחַלָּ֔שׁ יֹאמַ֖ר גִּבּ֥וֹר אָֽנִי׃</w:t>
@@ -1691,18 +2117,24 @@
       </w:pPr>
       <w:r>
         <w:rPr>
-          <w:lang w:val="he_IL" w:bidi="he_IL"/>
-        </w:rPr>
-      </w:r>
-      <w:r>
-        <w:rPr>
-          <w:vertAlign w:val="superscript"/>
+          <w:rtl/>
+          <w:cs/>
+          <w:lang w:val="he_IL" w:bidi="he_IL"/>
+        </w:rPr>
+      </w:r>
+      <w:r>
+        <w:rPr>
+          <w:vertAlign w:val="superscript"/>
+          <w:rtl/>
+          <w:cs/>
           <w:lang w:val="he_IL" w:bidi="he_IL"/>
         </w:rPr>
         <w:t>11</w:t>
       </w:r>
       <w:r>
         <w:rPr>
+          <w:rtl/>
+          <w:cs/>
           <w:lang w:val="he_IL" w:bidi="he_IL"/>
         </w:rPr>
         <w:t xml:space="preserve"> ע֣וּשׁוּ וָבֹ֧אוּ כָֽל־הַגּוֹיִ֛ם מִסָּבִ֖יב וְנִקְבָּ֑צוּ שָׁ֕מָּה הַֽנְחַ֥ת יְהוָ֖ה גִּבּוֹרֶֽיךָ׃</w:t>
@@ -1714,18 +2146,24 @@
       </w:pPr>
       <w:r>
         <w:rPr>
-          <w:lang w:val="he_IL" w:bidi="he_IL"/>
-        </w:rPr>
-      </w:r>
-      <w:r>
-        <w:rPr>
-          <w:vertAlign w:val="superscript"/>
+          <w:rtl/>
+          <w:cs/>
+          <w:lang w:val="he_IL" w:bidi="he_IL"/>
+        </w:rPr>
+      </w:r>
+      <w:r>
+        <w:rPr>
+          <w:vertAlign w:val="superscript"/>
+          <w:rtl/>
+          <w:cs/>
           <w:lang w:val="he_IL" w:bidi="he_IL"/>
         </w:rPr>
         <w:t>12</w:t>
       </w:r>
       <w:r>
         <w:rPr>
+          <w:rtl/>
+          <w:cs/>
           <w:lang w:val="he_IL" w:bidi="he_IL"/>
         </w:rPr>
         <w:t xml:space="preserve"> יֵע֙וֹרוּ֙ וְיַעֲל֣וּ הַגּוֹיִ֔ם אֶל־עֵ֖מֶק יְהֽוֹשָׁפָ֑ט כִּ֣י שָׁ֗ם אֵשֵׁ֛ב לִשְׁפֹּ֥ט אֶת־כָּל־הַגּוֹיִ֖ם מִסָּבִֽיב׃</w:t>
@@ -1737,18 +2175,24 @@
       </w:pPr>
       <w:r>
         <w:rPr>
-          <w:lang w:val="he_IL" w:bidi="he_IL"/>
-        </w:rPr>
-      </w:r>
-      <w:r>
-        <w:rPr>
-          <w:vertAlign w:val="superscript"/>
+          <w:rtl/>
+          <w:cs/>
+          <w:lang w:val="he_IL" w:bidi="he_IL"/>
+        </w:rPr>
+      </w:r>
+      <w:r>
+        <w:rPr>
+          <w:vertAlign w:val="superscript"/>
+          <w:rtl/>
+          <w:cs/>
           <w:lang w:val="he_IL" w:bidi="he_IL"/>
         </w:rPr>
         <w:t>13</w:t>
       </w:r>
       <w:r>
         <w:rPr>
+          <w:rtl/>
+          <w:cs/>
           <w:lang w:val="he_IL" w:bidi="he_IL"/>
         </w:rPr>
         <w:t xml:space="preserve"> שִׁלְח֣וּ מַגָּ֔ל כִּ֥י בָשַׁ֖ל קָצִ֑יר בֹּ֤אֽוּ רְדוּ֙ כִּֽי־מָ֣לְאָה גַּ֔ת הֵשִׁ֙יקוּ֙ הַיְקָבִ֔ים כִּ֥י רַבָּ֖ה רָעָתָֽם׃</w:t>
@@ -1760,18 +2204,24 @@
       </w:pPr>
       <w:r>
         <w:rPr>
-          <w:lang w:val="he_IL" w:bidi="he_IL"/>
-        </w:rPr>
-      </w:r>
-      <w:r>
-        <w:rPr>
-          <w:vertAlign w:val="superscript"/>
+          <w:rtl/>
+          <w:cs/>
+          <w:lang w:val="he_IL" w:bidi="he_IL"/>
+        </w:rPr>
+      </w:r>
+      <w:r>
+        <w:rPr>
+          <w:vertAlign w:val="superscript"/>
+          <w:rtl/>
+          <w:cs/>
           <w:lang w:val="he_IL" w:bidi="he_IL"/>
         </w:rPr>
         <w:t>14</w:t>
       </w:r>
       <w:r>
         <w:rPr>
+          <w:rtl/>
+          <w:cs/>
           <w:lang w:val="he_IL" w:bidi="he_IL"/>
         </w:rPr>
         <w:t xml:space="preserve"> הֲמוֹנִ֣ים הֲמוֹנִ֔ים בְּעֵ֖מֶק הֶֽחָר֑וּץ כִּ֤י קָרוֹב֙ י֣וֹם יְהוָ֔ה בְּעֵ֖מֶק הֶחָרֽוּץ׃</w:t>
@@ -1783,18 +2233,24 @@
       </w:pPr>
       <w:r>
         <w:rPr>
-          <w:lang w:val="he_IL" w:bidi="he_IL"/>
-        </w:rPr>
-      </w:r>
-      <w:r>
-        <w:rPr>
-          <w:vertAlign w:val="superscript"/>
+          <w:rtl/>
+          <w:cs/>
+          <w:lang w:val="he_IL" w:bidi="he_IL"/>
+        </w:rPr>
+      </w:r>
+      <w:r>
+        <w:rPr>
+          <w:vertAlign w:val="superscript"/>
+          <w:rtl/>
+          <w:cs/>
           <w:lang w:val="he_IL" w:bidi="he_IL"/>
         </w:rPr>
         <w:t>15</w:t>
       </w:r>
       <w:r>
         <w:rPr>
+          <w:rtl/>
+          <w:cs/>
           <w:lang w:val="he_IL" w:bidi="he_IL"/>
         </w:rPr>
         <w:t xml:space="preserve"> שֶׁ֥מֶשׁ וְיָרֵ֖חַ קָדָ֑רוּ וְכוֹכָבִ֖ים אָסְפ֥וּ נָגְהָֽם׃</w:t>
@@ -1806,18 +2262,24 @@
       </w:pPr>
       <w:r>
         <w:rPr>
-          <w:lang w:val="he_IL" w:bidi="he_IL"/>
-        </w:rPr>
-      </w:r>
-      <w:r>
-        <w:rPr>
-          <w:vertAlign w:val="superscript"/>
+          <w:rtl/>
+          <w:cs/>
+          <w:lang w:val="he_IL" w:bidi="he_IL"/>
+        </w:rPr>
+      </w:r>
+      <w:r>
+        <w:rPr>
+          <w:vertAlign w:val="superscript"/>
+          <w:rtl/>
+          <w:cs/>
           <w:lang w:val="he_IL" w:bidi="he_IL"/>
         </w:rPr>
         <w:t>16</w:t>
       </w:r>
       <w:r>
         <w:rPr>
+          <w:rtl/>
+          <w:cs/>
           <w:lang w:val="he_IL" w:bidi="he_IL"/>
         </w:rPr>
         <w:t xml:space="preserve"> וַיהוָ֞ה מִצִּיּ֣וֹן יִשְׁאָ֗ג וּמִירוּשָׁלִַ֙ם֙ יִתֵּ֣ן קוֹל֔וֹ וְרָעֲשׁ֖וּ שָׁמַ֣יִם וָאָ֑רֶץ וַֽיהוָה֙ מַֽחֲסֶ֣ה לְעַמּ֔וֹ וּמָע֖וֹז לִבְנֵ֥י יִשְׂרָאֵֽל׃</w:t>
@@ -1829,18 +2291,24 @@
       </w:pPr>
       <w:r>
         <w:rPr>
-          <w:lang w:val="he_IL" w:bidi="he_IL"/>
-        </w:rPr>
-      </w:r>
-      <w:r>
-        <w:rPr>
-          <w:vertAlign w:val="superscript"/>
+          <w:rtl/>
+          <w:cs/>
+          <w:lang w:val="he_IL" w:bidi="he_IL"/>
+        </w:rPr>
+      </w:r>
+      <w:r>
+        <w:rPr>
+          <w:vertAlign w:val="superscript"/>
+          <w:rtl/>
+          <w:cs/>
           <w:lang w:val="he_IL" w:bidi="he_IL"/>
         </w:rPr>
         <w:t>17</w:t>
       </w:r>
       <w:r>
         <w:rPr>
+          <w:rtl/>
+          <w:cs/>
           <w:lang w:val="he_IL" w:bidi="he_IL"/>
         </w:rPr>
         <w:t xml:space="preserve"> וִֽידַעְתֶּ֗ם כִּ֣י אֲנִ֤י יְהוָה֙ אֱלֹ֣הֵיכֶ֔ם שֹׁכֵ֖ן בְּצִיּ֣וֹן הַר־קָדְשִׁ֑י וְהָיְתָ֤ה יְרוּשָׁלִַ֙ם֙ קֹ֔דֶשׁ וְזָרִ֥ים לֹא־יַֽעַבְרוּ־בָ֖הּ עֽוֹד׃ ס</w:t>
@@ -1852,18 +2320,24 @@
       </w:pPr>
       <w:r>
         <w:rPr>
-          <w:lang w:val="he_IL" w:bidi="he_IL"/>
-        </w:rPr>
-      </w:r>
-      <w:r>
-        <w:rPr>
-          <w:vertAlign w:val="superscript"/>
+          <w:rtl/>
+          <w:cs/>
+          <w:lang w:val="he_IL" w:bidi="he_IL"/>
+        </w:rPr>
+      </w:r>
+      <w:r>
+        <w:rPr>
+          <w:vertAlign w:val="superscript"/>
+          <w:rtl/>
+          <w:cs/>
           <w:lang w:val="he_IL" w:bidi="he_IL"/>
         </w:rPr>
         <w:t>18</w:t>
       </w:r>
       <w:r>
         <w:rPr>
+          <w:rtl/>
+          <w:cs/>
           <w:lang w:val="he_IL" w:bidi="he_IL"/>
         </w:rPr>
         <w:t xml:space="preserve"> וְהָיָה֩ בַיּ֨וֹם הַה֜וּא יִטְּפ֧וּ הֶהָרִ֣ים עָסִ֗יס וְהַגְּבָעוֹת֙ תֵּלַ֣כְנָה חָלָ֔ב וְכָל־אֲפִיקֵ֥י יְהוּדָ֖ה יֵ֣לְכוּ מָ֑יִם וּמַעְיָ֗ן מִבֵּ֤ית יְהוָה֙ יֵצֵ֔א וְהִשְׁקָ֖ה אֶת־נַ֥חַל הַשִּׁטִּֽים׃</w:t>
@@ -1875,18 +2349,24 @@
       </w:pPr>
       <w:r>
         <w:rPr>
-          <w:lang w:val="he_IL" w:bidi="he_IL"/>
-        </w:rPr>
-      </w:r>
-      <w:r>
-        <w:rPr>
-          <w:vertAlign w:val="superscript"/>
+          <w:rtl/>
+          <w:cs/>
+          <w:lang w:val="he_IL" w:bidi="he_IL"/>
+        </w:rPr>
+      </w:r>
+      <w:r>
+        <w:rPr>
+          <w:vertAlign w:val="superscript"/>
+          <w:rtl/>
+          <w:cs/>
           <w:lang w:val="he_IL" w:bidi="he_IL"/>
         </w:rPr>
         <w:t>19</w:t>
       </w:r>
       <w:r>
         <w:rPr>
+          <w:rtl/>
+          <w:cs/>
           <w:lang w:val="he_IL" w:bidi="he_IL"/>
         </w:rPr>
         <w:t xml:space="preserve"> מִצְרַ֙יִם֙ לִשְׁמָמָ֣ה תִֽהְיֶ֔ה וֶאֱד֕וֹם לְמִדְבַּ֥ר שְׁמָמָ֖ה תִּֽהְיֶ֑ה מֵֽחֲמַס֙ בְּנֵ֣י יְהוּדָ֔ה אֲשֶׁר־שָׁפְכ֥וּ דָם־נָקִ֖יא בְּאַרְצָֽם׃</w:t>
@@ -1898,18 +2378,24 @@
       </w:pPr>
       <w:r>
         <w:rPr>
-          <w:lang w:val="he_IL" w:bidi="he_IL"/>
-        </w:rPr>
-      </w:r>
-      <w:r>
-        <w:rPr>
-          <w:vertAlign w:val="superscript"/>
+          <w:rtl/>
+          <w:cs/>
+          <w:lang w:val="he_IL" w:bidi="he_IL"/>
+        </w:rPr>
+      </w:r>
+      <w:r>
+        <w:rPr>
+          <w:vertAlign w:val="superscript"/>
+          <w:rtl/>
+          <w:cs/>
           <w:lang w:val="he_IL" w:bidi="he_IL"/>
         </w:rPr>
         <w:t>20</w:t>
       </w:r>
       <w:r>
         <w:rPr>
+          <w:rtl/>
+          <w:cs/>
           <w:lang w:val="he_IL" w:bidi="he_IL"/>
         </w:rPr>
         <w:t xml:space="preserve"> וִיהוּדָ֖ה לְעוֹלָ֣ם תֵּשֵׁ֑ב וִירוּשָׁלִַ֖ם לְד֥וֹר וָדֽוֹר׃</w:t>
@@ -1921,18 +2407,24 @@
       </w:pPr>
       <w:r>
         <w:rPr>
-          <w:lang w:val="he_IL" w:bidi="he_IL"/>
-        </w:rPr>
-      </w:r>
-      <w:r>
-        <w:rPr>
-          <w:vertAlign w:val="superscript"/>
+          <w:rtl/>
+          <w:cs/>
+          <w:lang w:val="he_IL" w:bidi="he_IL"/>
+        </w:rPr>
+      </w:r>
+      <w:r>
+        <w:rPr>
+          <w:vertAlign w:val="superscript"/>
+          <w:rtl/>
+          <w:cs/>
           <w:lang w:val="he_IL" w:bidi="he_IL"/>
         </w:rPr>
         <w:t>21</w:t>
       </w:r>
       <w:r>
         <w:rPr>
+          <w:rtl/>
+          <w:cs/>
           <w:lang w:val="he_IL" w:bidi="he_IL"/>
         </w:rPr>
         <w:t xml:space="preserve"> וְנִקֵּ֖יתִי דָּמָ֣ם לֹֽא־נִקֵּ֑יתִי וַֽיהוָ֖ה שֹׁכֵ֥ן בְּצִיּֽוֹן׃</w:t>
